--- a/Specyfikacja wymagań PWŚW.docx
+++ b/Specyfikacja wymagań PWŚW.docx
@@ -7,487 +7,835 @@
     <w:p/>
     <w:p>
       <w:pPr>
-        <w:jc w:val="center"/>
-        <w:rPr>
-          <w:rFonts w:ascii="Times New Roman" w:hAnsi="Times New Roman" w:cs="Times New Roman"/>
-          <w:sz w:val="96"/>
-          <w:szCs w:val="96"/>
-        </w:rPr>
-      </w:pPr>
-      <w:r>
-        <w:rPr>
-          <w:rFonts w:ascii="Times New Roman" w:hAnsi="Times New Roman" w:cs="Times New Roman"/>
-          <w:sz w:val="96"/>
-          <w:szCs w:val="96"/>
-        </w:rPr>
+        <w:pStyle w:val="Tytu"/>
+      </w:pPr>
+      <w:r>
         <w:t>Specyfikacja wymagań</w:t>
       </w:r>
     </w:p>
     <w:p>
       <w:pPr>
-        <w:jc w:val="center"/>
-        <w:rPr>
-          <w:rFonts w:ascii="Times New Roman" w:hAnsi="Times New Roman" w:cs="Times New Roman"/>
-          <w:sz w:val="60"/>
-          <w:szCs w:val="60"/>
-        </w:rPr>
-      </w:pPr>
-      <w:r>
-        <w:rPr>
-          <w:rFonts w:ascii="Times New Roman" w:hAnsi="Times New Roman" w:cs="Times New Roman"/>
-          <w:sz w:val="60"/>
-          <w:szCs w:val="60"/>
-        </w:rPr>
-        <w:t>Projekt: Aplikacja do planowania działań i analizy efektywności</w:t>
-      </w:r>
-    </w:p>
-    <w:p>
-      <w:pPr>
-        <w:jc w:val="center"/>
-        <w:rPr>
-          <w:rFonts w:ascii="Times New Roman" w:hAnsi="Times New Roman" w:cs="Times New Roman"/>
-          <w:sz w:val="60"/>
-          <w:szCs w:val="60"/>
-        </w:rPr>
-      </w:pPr>
-    </w:p>
-    <w:p>
-      <w:pPr>
-        <w:jc w:val="center"/>
-        <w:rPr>
-          <w:rFonts w:ascii="Times New Roman" w:hAnsi="Times New Roman" w:cs="Times New Roman"/>
+        <w:pStyle w:val="Podtytu"/>
+      </w:pPr>
+      <w:r>
+        <w:t>Projekt: Aplikacja do planowania</w:t>
+      </w:r>
+      <w:r>
+        <w:t xml:space="preserve"> </w:t>
+      </w:r>
+      <w:r>
+        <w:t>działań i analizy efektywności</w:t>
+      </w:r>
+    </w:p>
+    <w:p>
+      <w:pPr>
+        <w:pStyle w:val="PopisProjektu"/>
+      </w:pPr>
+    </w:p>
+    <w:p>
+      <w:pPr>
+        <w:pStyle w:val="PopisProjektu"/>
+        <w:rPr>
+          <w:szCs w:val="40"/>
+        </w:rPr>
+      </w:pPr>
+      <w:r>
+        <w:rPr>
+          <w:szCs w:val="40"/>
+        </w:rPr>
+        <w:t>Wiktoria Głuszko 122338</w:t>
+      </w:r>
+    </w:p>
+    <w:p>
+      <w:pPr>
+        <w:pStyle w:val="PopisProjektu"/>
+        <w:rPr>
+          <w:szCs w:val="40"/>
+        </w:rPr>
+      </w:pPr>
+      <w:r>
+        <w:rPr>
+          <w:szCs w:val="40"/>
+        </w:rPr>
+        <w:t xml:space="preserve">Weronika Lotek </w:t>
+      </w:r>
+      <w:r>
+        <w:rPr>
+          <w:szCs w:val="40"/>
+        </w:rPr>
+        <w:t>122190</w:t>
+      </w:r>
+    </w:p>
+    <w:p>
+      <w:pPr>
+        <w:rPr>
+          <w:rFonts w:cs="Times New Roman"/>
           <w:sz w:val="40"/>
           <w:szCs w:val="40"/>
         </w:rPr>
       </w:pPr>
       <w:r>
         <w:rPr>
-          <w:rFonts w:ascii="Times New Roman" w:hAnsi="Times New Roman" w:cs="Times New Roman"/>
+          <w:rFonts w:cs="Times New Roman"/>
           <w:sz w:val="40"/>
           <w:szCs w:val="40"/>
         </w:rPr>
-        <w:t>Wiktoria Głuszko 122338</w:t>
-      </w:r>
-    </w:p>
-    <w:p>
-      <w:pPr>
-        <w:jc w:val="center"/>
-        <w:rPr>
-          <w:rFonts w:ascii="Times New Roman" w:hAnsi="Times New Roman" w:cs="Times New Roman"/>
-          <w:sz w:val="40"/>
-          <w:szCs w:val="40"/>
-        </w:rPr>
-      </w:pPr>
-      <w:r>
-        <w:rPr>
-          <w:rFonts w:ascii="Times New Roman" w:hAnsi="Times New Roman" w:cs="Times New Roman"/>
-          <w:sz w:val="40"/>
-          <w:szCs w:val="40"/>
-        </w:rPr>
-        <w:t xml:space="preserve">Weronika Lotek </w:t>
-      </w:r>
-      <w:r>
-        <w:rPr>
-          <w:rFonts w:ascii="Times New Roman" w:hAnsi="Times New Roman" w:cs="Times New Roman"/>
-          <w:sz w:val="40"/>
-          <w:szCs w:val="40"/>
-        </w:rPr>
-        <w:t>122190</w:t>
-      </w:r>
-    </w:p>
-    <w:p>
-      <w:pPr>
-        <w:jc w:val="center"/>
-        <w:rPr>
-          <w:rFonts w:ascii="Times New Roman" w:hAnsi="Times New Roman" w:cs="Times New Roman"/>
-          <w:sz w:val="40"/>
-          <w:szCs w:val="40"/>
-        </w:rPr>
-      </w:pPr>
-    </w:p>
-    <w:p>
-      <w:pPr>
-        <w:jc w:val="center"/>
-        <w:rPr>
-          <w:rFonts w:ascii="Times New Roman" w:hAnsi="Times New Roman" w:cs="Times New Roman"/>
-          <w:sz w:val="40"/>
-          <w:szCs w:val="40"/>
-        </w:rPr>
-      </w:pPr>
-    </w:p>
-    <w:p>
-      <w:pPr>
-        <w:jc w:val="center"/>
-        <w:rPr>
-          <w:rFonts w:ascii="Times New Roman" w:hAnsi="Times New Roman" w:cs="Times New Roman"/>
-          <w:sz w:val="40"/>
-          <w:szCs w:val="40"/>
-        </w:rPr>
-      </w:pPr>
-    </w:p>
-    <w:p>
-      <w:pPr>
-        <w:jc w:val="center"/>
-        <w:rPr>
-          <w:rFonts w:ascii="Times New Roman" w:hAnsi="Times New Roman" w:cs="Times New Roman"/>
-          <w:sz w:val="40"/>
-          <w:szCs w:val="40"/>
-        </w:rPr>
-      </w:pPr>
-    </w:p>
-    <w:p>
-      <w:pPr>
-        <w:jc w:val="center"/>
-        <w:rPr>
-          <w:rFonts w:ascii="Times New Roman" w:hAnsi="Times New Roman" w:cs="Times New Roman"/>
-          <w:sz w:val="40"/>
-          <w:szCs w:val="40"/>
-        </w:rPr>
-      </w:pPr>
-    </w:p>
-    <w:p>
-      <w:pPr>
-        <w:jc w:val="center"/>
-        <w:rPr>
-          <w:rFonts w:ascii="Times New Roman" w:hAnsi="Times New Roman" w:cs="Times New Roman"/>
-          <w:sz w:val="40"/>
-          <w:szCs w:val="40"/>
-        </w:rPr>
-      </w:pPr>
-    </w:p>
-    <w:p>
-      <w:pPr>
-        <w:jc w:val="center"/>
-        <w:rPr>
-          <w:rFonts w:ascii="Times New Roman" w:hAnsi="Times New Roman" w:cs="Times New Roman"/>
-          <w:sz w:val="40"/>
-          <w:szCs w:val="40"/>
-        </w:rPr>
-      </w:pPr>
-    </w:p>
-    <w:p>
-      <w:pPr>
-        <w:jc w:val="center"/>
-        <w:rPr>
-          <w:rFonts w:ascii="Times New Roman" w:hAnsi="Times New Roman" w:cs="Times New Roman"/>
-          <w:sz w:val="40"/>
-          <w:szCs w:val="40"/>
-        </w:rPr>
-      </w:pPr>
-    </w:p>
-    <w:p>
-      <w:pPr>
-        <w:jc w:val="center"/>
-        <w:rPr>
-          <w:rFonts w:ascii="Times New Roman" w:hAnsi="Times New Roman" w:cs="Times New Roman"/>
-          <w:sz w:val="40"/>
-          <w:szCs w:val="40"/>
-        </w:rPr>
-      </w:pPr>
-    </w:p>
-    <w:p>
-      <w:pPr>
-        <w:rPr>
-          <w:rFonts w:ascii="Times New Roman" w:hAnsi="Times New Roman" w:cs="Times New Roman"/>
-          <w:sz w:val="60"/>
-          <w:szCs w:val="60"/>
-        </w:rPr>
-      </w:pPr>
-    </w:p>
-    <w:p>
-      <w:pPr>
-        <w:rPr>
-          <w:rFonts w:ascii="Times New Roman" w:hAnsi="Times New Roman" w:cs="Times New Roman"/>
-          <w:sz w:val="60"/>
-          <w:szCs w:val="60"/>
-        </w:rPr>
-      </w:pPr>
-      <w:r>
-        <w:rPr>
-          <w:rFonts w:ascii="Times New Roman" w:hAnsi="Times New Roman" w:cs="Times New Roman"/>
-          <w:sz w:val="60"/>
-          <w:szCs w:val="60"/>
-        </w:rPr>
+        <w:br w:type="page"/>
+      </w:r>
+    </w:p>
+    <w:sdt>
+      <w:sdtPr>
+        <w:rPr>
+          <w:rFonts w:cs="Times New Roman"/>
+          <w:b w:val="0"/>
+          <w:bCs/>
+        </w:rPr>
+        <w:id w:val="1593281516"/>
+        <w:docPartObj>
+          <w:docPartGallery w:val="Table of Contents"/>
+          <w:docPartUnique/>
+        </w:docPartObj>
+      </w:sdtPr>
+      <w:sdtEndPr>
+        <w:rPr>
+          <w:rFonts w:eastAsiaTheme="minorHAnsi" w:cstheme="minorBidi"/>
+          <w:b/>
+          <w:color w:val="auto"/>
+          <w:kern w:val="2"/>
+          <w:sz w:val="24"/>
+          <w:szCs w:val="22"/>
+          <w:lang w:eastAsia="en-US"/>
+          <w14:ligatures w14:val="standardContextual"/>
+        </w:rPr>
+      </w:sdtEndPr>
+      <w:sdtContent>
+        <w:p>
+          <w:pPr>
+            <w:pStyle w:val="Nagwekspisutreci"/>
+            <w:rPr>
+              <w:rFonts w:cs="Times New Roman"/>
+              <w:b w:val="0"/>
+              <w:bCs/>
+            </w:rPr>
+          </w:pPr>
+          <w:r>
+            <w:rPr>
+              <w:rFonts w:cs="Times New Roman"/>
+              <w:b w:val="0"/>
+              <w:bCs/>
+            </w:rPr>
+            <w:t>Spis treści</w:t>
+          </w:r>
+        </w:p>
+        <w:p>
+          <w:pPr>
+            <w:pStyle w:val="Spistreci1"/>
+            <w:tabs>
+              <w:tab w:val="left" w:pos="480"/>
+              <w:tab w:val="right" w:leader="dot" w:pos="9486"/>
+            </w:tabs>
+            <w:rPr>
+              <w:rFonts w:asciiTheme="minorHAnsi" w:eastAsiaTheme="minorEastAsia" w:hAnsiTheme="minorHAnsi"/>
+              <w:noProof/>
+              <w:szCs w:val="24"/>
+              <w:lang w:eastAsia="pl-PL"/>
+            </w:rPr>
+          </w:pPr>
+          <w:r>
+            <w:fldChar w:fldCharType="begin"/>
+          </w:r>
+          <w:r>
+            <w:instrText xml:space="preserve"> TOC \o "1-3" \h \z \u </w:instrText>
+          </w:r>
+          <w:r>
+            <w:fldChar w:fldCharType="separate"/>
+          </w:r>
+          <w:hyperlink w:anchor="_Toc211865559" w:history="1">
+            <w:r>
+              <w:rPr>
+                <w:rStyle w:val="Hipercze"/>
+                <w:noProof/>
+              </w:rPr>
+              <w:t>1.</w:t>
+            </w:r>
+            <w:r>
+              <w:rPr>
+                <w:rFonts w:asciiTheme="minorHAnsi" w:eastAsiaTheme="minorEastAsia" w:hAnsiTheme="minorHAnsi"/>
+                <w:noProof/>
+                <w:szCs w:val="24"/>
+                <w:lang w:eastAsia="pl-PL"/>
+              </w:rPr>
+              <w:tab/>
+            </w:r>
+            <w:r>
+              <w:rPr>
+                <w:rStyle w:val="Hipercze"/>
+                <w:noProof/>
+              </w:rPr>
+              <w:t>Cel dokumentu</w:t>
+            </w:r>
+            <w:r>
+              <w:rPr>
+                <w:noProof/>
+                <w:webHidden/>
+              </w:rPr>
+              <w:tab/>
+            </w:r>
+            <w:r>
+              <w:rPr>
+                <w:noProof/>
+                <w:webHidden/>
+              </w:rPr>
+              <w:fldChar w:fldCharType="begin"/>
+            </w:r>
+            <w:r>
+              <w:rPr>
+                <w:noProof/>
+                <w:webHidden/>
+              </w:rPr>
+              <w:instrText xml:space="preserve"> PAGEREF _Toc211865559 \h </w:instrText>
+            </w:r>
+            <w:r>
+              <w:rPr>
+                <w:noProof/>
+                <w:webHidden/>
+              </w:rPr>
+            </w:r>
+            <w:r>
+              <w:rPr>
+                <w:noProof/>
+                <w:webHidden/>
+              </w:rPr>
+              <w:fldChar w:fldCharType="separate"/>
+            </w:r>
+            <w:r>
+              <w:rPr>
+                <w:noProof/>
+                <w:webHidden/>
+              </w:rPr>
+              <w:t>2</w:t>
+            </w:r>
+            <w:r>
+              <w:rPr>
+                <w:noProof/>
+                <w:webHidden/>
+              </w:rPr>
+              <w:fldChar w:fldCharType="end"/>
+            </w:r>
+          </w:hyperlink>
+        </w:p>
+        <w:p>
+          <w:pPr>
+            <w:pStyle w:val="Spistreci1"/>
+            <w:tabs>
+              <w:tab w:val="left" w:pos="480"/>
+              <w:tab w:val="right" w:leader="dot" w:pos="9486"/>
+            </w:tabs>
+            <w:rPr>
+              <w:rFonts w:asciiTheme="minorHAnsi" w:eastAsiaTheme="minorEastAsia" w:hAnsiTheme="minorHAnsi"/>
+              <w:noProof/>
+              <w:szCs w:val="24"/>
+              <w:lang w:eastAsia="pl-PL"/>
+            </w:rPr>
+          </w:pPr>
+          <w:hyperlink w:anchor="_Toc211865560" w:history="1">
+            <w:r>
+              <w:rPr>
+                <w:rStyle w:val="Hipercze"/>
+                <w:noProof/>
+              </w:rPr>
+              <w:t>2.</w:t>
+            </w:r>
+            <w:r>
+              <w:rPr>
+                <w:rFonts w:asciiTheme="minorHAnsi" w:eastAsiaTheme="minorEastAsia" w:hAnsiTheme="minorHAnsi"/>
+                <w:noProof/>
+                <w:szCs w:val="24"/>
+                <w:lang w:eastAsia="pl-PL"/>
+              </w:rPr>
+              <w:tab/>
+            </w:r>
+            <w:r>
+              <w:rPr>
+                <w:rStyle w:val="Hipercze"/>
+                <w:noProof/>
+              </w:rPr>
+              <w:t>Opis ogólny aplikacji</w:t>
+            </w:r>
+            <w:r>
+              <w:rPr>
+                <w:noProof/>
+                <w:webHidden/>
+              </w:rPr>
+              <w:tab/>
+            </w:r>
+            <w:r>
+              <w:rPr>
+                <w:noProof/>
+                <w:webHidden/>
+              </w:rPr>
+              <w:fldChar w:fldCharType="begin"/>
+            </w:r>
+            <w:r>
+              <w:rPr>
+                <w:noProof/>
+                <w:webHidden/>
+              </w:rPr>
+              <w:instrText xml:space="preserve"> PAGEREF _Toc211865560 \h </w:instrText>
+            </w:r>
+            <w:r>
+              <w:rPr>
+                <w:noProof/>
+                <w:webHidden/>
+              </w:rPr>
+            </w:r>
+            <w:r>
+              <w:rPr>
+                <w:noProof/>
+                <w:webHidden/>
+              </w:rPr>
+              <w:fldChar w:fldCharType="separate"/>
+            </w:r>
+            <w:r>
+              <w:rPr>
+                <w:noProof/>
+                <w:webHidden/>
+              </w:rPr>
+              <w:t>2</w:t>
+            </w:r>
+            <w:r>
+              <w:rPr>
+                <w:noProof/>
+                <w:webHidden/>
+              </w:rPr>
+              <w:fldChar w:fldCharType="end"/>
+            </w:r>
+          </w:hyperlink>
+        </w:p>
+        <w:p>
+          <w:pPr>
+            <w:pStyle w:val="Spistreci1"/>
+            <w:tabs>
+              <w:tab w:val="left" w:pos="480"/>
+              <w:tab w:val="right" w:leader="dot" w:pos="9486"/>
+            </w:tabs>
+            <w:rPr>
+              <w:rFonts w:asciiTheme="minorHAnsi" w:eastAsiaTheme="minorEastAsia" w:hAnsiTheme="minorHAnsi"/>
+              <w:noProof/>
+              <w:szCs w:val="24"/>
+              <w:lang w:eastAsia="pl-PL"/>
+            </w:rPr>
+          </w:pPr>
+          <w:hyperlink w:anchor="_Toc211865561" w:history="1">
+            <w:r>
+              <w:rPr>
+                <w:rStyle w:val="Hipercze"/>
+                <w:noProof/>
+              </w:rPr>
+              <w:t>3.</w:t>
+            </w:r>
+            <w:r>
+              <w:rPr>
+                <w:rFonts w:asciiTheme="minorHAnsi" w:eastAsiaTheme="minorEastAsia" w:hAnsiTheme="minorHAnsi"/>
+                <w:noProof/>
+                <w:szCs w:val="24"/>
+                <w:lang w:eastAsia="pl-PL"/>
+              </w:rPr>
+              <w:tab/>
+            </w:r>
+            <w:r>
+              <w:rPr>
+                <w:rStyle w:val="Hipercze"/>
+                <w:noProof/>
+              </w:rPr>
+              <w:t>Zakres funkcjonalny</w:t>
+            </w:r>
+            <w:r>
+              <w:rPr>
+                <w:noProof/>
+                <w:webHidden/>
+              </w:rPr>
+              <w:tab/>
+            </w:r>
+            <w:r>
+              <w:rPr>
+                <w:noProof/>
+                <w:webHidden/>
+              </w:rPr>
+              <w:fldChar w:fldCharType="begin"/>
+            </w:r>
+            <w:r>
+              <w:rPr>
+                <w:noProof/>
+                <w:webHidden/>
+              </w:rPr>
+              <w:instrText xml:space="preserve"> PAGEREF _Toc211865561 \h </w:instrText>
+            </w:r>
+            <w:r>
+              <w:rPr>
+                <w:noProof/>
+                <w:webHidden/>
+              </w:rPr>
+            </w:r>
+            <w:r>
+              <w:rPr>
+                <w:noProof/>
+                <w:webHidden/>
+              </w:rPr>
+              <w:fldChar w:fldCharType="separate"/>
+            </w:r>
+            <w:r>
+              <w:rPr>
+                <w:noProof/>
+                <w:webHidden/>
+              </w:rPr>
+              <w:t>2</w:t>
+            </w:r>
+            <w:r>
+              <w:rPr>
+                <w:noProof/>
+                <w:webHidden/>
+              </w:rPr>
+              <w:fldChar w:fldCharType="end"/>
+            </w:r>
+          </w:hyperlink>
+        </w:p>
+        <w:p>
+          <w:pPr>
+            <w:pStyle w:val="Spistreci1"/>
+            <w:tabs>
+              <w:tab w:val="left" w:pos="480"/>
+              <w:tab w:val="right" w:leader="dot" w:pos="9486"/>
+            </w:tabs>
+            <w:rPr>
+              <w:rFonts w:asciiTheme="minorHAnsi" w:eastAsiaTheme="minorEastAsia" w:hAnsiTheme="minorHAnsi"/>
+              <w:noProof/>
+              <w:szCs w:val="24"/>
+              <w:lang w:eastAsia="pl-PL"/>
+            </w:rPr>
+          </w:pPr>
+          <w:hyperlink w:anchor="_Toc211865562" w:history="1">
+            <w:r>
+              <w:rPr>
+                <w:rStyle w:val="Hipercze"/>
+                <w:noProof/>
+              </w:rPr>
+              <w:t>4.</w:t>
+            </w:r>
+            <w:r>
+              <w:rPr>
+                <w:rFonts w:asciiTheme="minorHAnsi" w:eastAsiaTheme="minorEastAsia" w:hAnsiTheme="minorHAnsi"/>
+                <w:noProof/>
+                <w:szCs w:val="24"/>
+                <w:lang w:eastAsia="pl-PL"/>
+              </w:rPr>
+              <w:tab/>
+            </w:r>
+            <w:r>
+              <w:rPr>
+                <w:rStyle w:val="Hipercze"/>
+                <w:noProof/>
+              </w:rPr>
+              <w:t>Wymagania niefunkcjonalne</w:t>
+            </w:r>
+            <w:r>
+              <w:rPr>
+                <w:noProof/>
+                <w:webHidden/>
+              </w:rPr>
+              <w:tab/>
+            </w:r>
+            <w:r>
+              <w:rPr>
+                <w:noProof/>
+                <w:webHidden/>
+              </w:rPr>
+              <w:fldChar w:fldCharType="begin"/>
+            </w:r>
+            <w:r>
+              <w:rPr>
+                <w:noProof/>
+                <w:webHidden/>
+              </w:rPr>
+              <w:instrText xml:space="preserve"> PAGEREF _Toc211865562 \h </w:instrText>
+            </w:r>
+            <w:r>
+              <w:rPr>
+                <w:noProof/>
+                <w:webHidden/>
+              </w:rPr>
+            </w:r>
+            <w:r>
+              <w:rPr>
+                <w:noProof/>
+                <w:webHidden/>
+              </w:rPr>
+              <w:fldChar w:fldCharType="separate"/>
+            </w:r>
+            <w:r>
+              <w:rPr>
+                <w:noProof/>
+                <w:webHidden/>
+              </w:rPr>
+              <w:t>2</w:t>
+            </w:r>
+            <w:r>
+              <w:rPr>
+                <w:noProof/>
+                <w:webHidden/>
+              </w:rPr>
+              <w:fldChar w:fldCharType="end"/>
+            </w:r>
+          </w:hyperlink>
+        </w:p>
+        <w:p>
+          <w:pPr>
+            <w:pStyle w:val="Spistreci1"/>
+            <w:tabs>
+              <w:tab w:val="left" w:pos="480"/>
+              <w:tab w:val="right" w:leader="dot" w:pos="9486"/>
+            </w:tabs>
+            <w:rPr>
+              <w:rFonts w:asciiTheme="minorHAnsi" w:eastAsiaTheme="minorEastAsia" w:hAnsiTheme="minorHAnsi"/>
+              <w:noProof/>
+              <w:szCs w:val="24"/>
+              <w:lang w:eastAsia="pl-PL"/>
+            </w:rPr>
+          </w:pPr>
+          <w:hyperlink w:anchor="_Toc211865563" w:history="1">
+            <w:r>
+              <w:rPr>
+                <w:rStyle w:val="Hipercze"/>
+                <w:noProof/>
+              </w:rPr>
+              <w:t>5.</w:t>
+            </w:r>
+            <w:r>
+              <w:rPr>
+                <w:rFonts w:asciiTheme="minorHAnsi" w:eastAsiaTheme="minorEastAsia" w:hAnsiTheme="minorHAnsi"/>
+                <w:noProof/>
+                <w:szCs w:val="24"/>
+                <w:lang w:eastAsia="pl-PL"/>
+              </w:rPr>
+              <w:tab/>
+            </w:r>
+            <w:r>
+              <w:rPr>
+                <w:rStyle w:val="Hipercze"/>
+                <w:noProof/>
+              </w:rPr>
+              <w:t>Interfejs użytkownika – założenia wstępne</w:t>
+            </w:r>
+            <w:r>
+              <w:rPr>
+                <w:noProof/>
+                <w:webHidden/>
+              </w:rPr>
+              <w:tab/>
+            </w:r>
+            <w:r>
+              <w:rPr>
+                <w:noProof/>
+                <w:webHidden/>
+              </w:rPr>
+              <w:fldChar w:fldCharType="begin"/>
+            </w:r>
+            <w:r>
+              <w:rPr>
+                <w:noProof/>
+                <w:webHidden/>
+              </w:rPr>
+              <w:instrText xml:space="preserve"> PAGEREF _Toc211865563 \h </w:instrText>
+            </w:r>
+            <w:r>
+              <w:rPr>
+                <w:noProof/>
+                <w:webHidden/>
+              </w:rPr>
+            </w:r>
+            <w:r>
+              <w:rPr>
+                <w:noProof/>
+                <w:webHidden/>
+              </w:rPr>
+              <w:fldChar w:fldCharType="separate"/>
+            </w:r>
+            <w:r>
+              <w:rPr>
+                <w:noProof/>
+                <w:webHidden/>
+              </w:rPr>
+              <w:t>3</w:t>
+            </w:r>
+            <w:r>
+              <w:rPr>
+                <w:noProof/>
+                <w:webHidden/>
+              </w:rPr>
+              <w:fldChar w:fldCharType="end"/>
+            </w:r>
+          </w:hyperlink>
+        </w:p>
+        <w:p>
+          <w:pPr>
+            <w:pStyle w:val="Spistreci1"/>
+            <w:tabs>
+              <w:tab w:val="left" w:pos="480"/>
+              <w:tab w:val="right" w:leader="dot" w:pos="9486"/>
+            </w:tabs>
+            <w:rPr>
+              <w:rFonts w:asciiTheme="minorHAnsi" w:eastAsiaTheme="minorEastAsia" w:hAnsiTheme="minorHAnsi"/>
+              <w:noProof/>
+              <w:szCs w:val="24"/>
+              <w:lang w:eastAsia="pl-PL"/>
+            </w:rPr>
+          </w:pPr>
+          <w:hyperlink w:anchor="_Toc211865564" w:history="1">
+            <w:r>
+              <w:rPr>
+                <w:rStyle w:val="Hipercze"/>
+                <w:noProof/>
+              </w:rPr>
+              <w:t>6.</w:t>
+            </w:r>
+            <w:r>
+              <w:rPr>
+                <w:rFonts w:asciiTheme="minorHAnsi" w:eastAsiaTheme="minorEastAsia" w:hAnsiTheme="minorHAnsi"/>
+                <w:noProof/>
+                <w:szCs w:val="24"/>
+                <w:lang w:eastAsia="pl-PL"/>
+              </w:rPr>
+              <w:tab/>
+            </w:r>
+            <w:r>
+              <w:rPr>
+                <w:rStyle w:val="Hipercze"/>
+                <w:noProof/>
+              </w:rPr>
+              <w:t>Podsumowanie</w:t>
+            </w:r>
+            <w:r>
+              <w:rPr>
+                <w:noProof/>
+                <w:webHidden/>
+              </w:rPr>
+              <w:tab/>
+            </w:r>
+            <w:r>
+              <w:rPr>
+                <w:noProof/>
+                <w:webHidden/>
+              </w:rPr>
+              <w:fldChar w:fldCharType="begin"/>
+            </w:r>
+            <w:r>
+              <w:rPr>
+                <w:noProof/>
+                <w:webHidden/>
+              </w:rPr>
+              <w:instrText xml:space="preserve"> PAGEREF _Toc211865564 \h </w:instrText>
+            </w:r>
+            <w:r>
+              <w:rPr>
+                <w:noProof/>
+                <w:webHidden/>
+              </w:rPr>
+            </w:r>
+            <w:r>
+              <w:rPr>
+                <w:noProof/>
+                <w:webHidden/>
+              </w:rPr>
+              <w:fldChar w:fldCharType="separate"/>
+            </w:r>
+            <w:r>
+              <w:rPr>
+                <w:noProof/>
+                <w:webHidden/>
+              </w:rPr>
+              <w:t>3</w:t>
+            </w:r>
+            <w:r>
+              <w:rPr>
+                <w:noProof/>
+                <w:webHidden/>
+              </w:rPr>
+              <w:fldChar w:fldCharType="end"/>
+            </w:r>
+          </w:hyperlink>
+        </w:p>
+        <w:p>
+          <w:r>
+            <w:rPr>
+              <w:b/>
+              <w:bCs/>
+            </w:rPr>
+            <w:fldChar w:fldCharType="end"/>
+          </w:r>
+        </w:p>
+      </w:sdtContent>
+    </w:sdt>
+    <w:p>
+      <w:r>
+        <w:br w:type="page"/>
+      </w:r>
+    </w:p>
+    <w:p>
+      <w:pPr>
+        <w:pStyle w:val="Nagwek1"/>
+        <w:numPr>
+          <w:ilvl w:val="0"/>
+          <w:numId w:val="6"/>
+        </w:numPr>
+        <w:ind w:left="426" w:hanging="426"/>
+      </w:pPr>
+      <w:bookmarkStart w:id="0" w:name="_Toc211865559"/>
+      <w:r>
         <w:lastRenderedPageBreak/>
-        <w:t>Weź wstaw spis treści bo ja nie umiem XDD</w:t>
-      </w:r>
-    </w:p>
-    <w:p>
-      <w:pPr>
-        <w:rPr>
-          <w:rFonts w:ascii="Times New Roman" w:hAnsi="Times New Roman" w:cs="Times New Roman"/>
-          <w:sz w:val="60"/>
-          <w:szCs w:val="60"/>
-        </w:rPr>
-      </w:pPr>
-    </w:p>
-    <w:p>
-      <w:pPr>
-        <w:rPr>
-          <w:rFonts w:ascii="Times New Roman" w:hAnsi="Times New Roman" w:cs="Times New Roman"/>
-          <w:sz w:val="60"/>
-          <w:szCs w:val="60"/>
-        </w:rPr>
-      </w:pPr>
-    </w:p>
-    <w:p>
-      <w:pPr>
-        <w:rPr>
-          <w:rFonts w:ascii="Times New Roman" w:hAnsi="Times New Roman" w:cs="Times New Roman"/>
-          <w:sz w:val="60"/>
-          <w:szCs w:val="60"/>
-        </w:rPr>
-      </w:pPr>
-    </w:p>
-    <w:p>
-      <w:pPr>
-        <w:rPr>
-          <w:rFonts w:ascii="Times New Roman" w:hAnsi="Times New Roman" w:cs="Times New Roman"/>
-          <w:sz w:val="60"/>
-          <w:szCs w:val="60"/>
-        </w:rPr>
-      </w:pPr>
-    </w:p>
-    <w:p>
-      <w:pPr>
-        <w:rPr>
-          <w:rFonts w:ascii="Times New Roman" w:hAnsi="Times New Roman" w:cs="Times New Roman"/>
-          <w:sz w:val="60"/>
-          <w:szCs w:val="60"/>
-        </w:rPr>
-      </w:pPr>
-    </w:p>
-    <w:p>
-      <w:pPr>
-        <w:rPr>
-          <w:rFonts w:ascii="Times New Roman" w:hAnsi="Times New Roman" w:cs="Times New Roman"/>
-          <w:sz w:val="60"/>
-          <w:szCs w:val="60"/>
-        </w:rPr>
-      </w:pPr>
-    </w:p>
-    <w:p>
-      <w:pPr>
-        <w:rPr>
-          <w:rFonts w:ascii="Times New Roman" w:hAnsi="Times New Roman" w:cs="Times New Roman"/>
-          <w:sz w:val="60"/>
-          <w:szCs w:val="60"/>
-        </w:rPr>
-      </w:pPr>
-    </w:p>
-    <w:p>
-      <w:pPr>
-        <w:rPr>
-          <w:rFonts w:ascii="Times New Roman" w:hAnsi="Times New Roman" w:cs="Times New Roman"/>
-          <w:sz w:val="60"/>
-          <w:szCs w:val="60"/>
-        </w:rPr>
-      </w:pPr>
-    </w:p>
-    <w:p>
-      <w:pPr>
-        <w:rPr>
-          <w:rFonts w:ascii="Times New Roman" w:hAnsi="Times New Roman" w:cs="Times New Roman"/>
-          <w:sz w:val="60"/>
-          <w:szCs w:val="60"/>
-        </w:rPr>
-      </w:pPr>
-    </w:p>
-    <w:p>
-      <w:pPr>
-        <w:rPr>
-          <w:rFonts w:ascii="Times New Roman" w:hAnsi="Times New Roman" w:cs="Times New Roman"/>
-          <w:sz w:val="60"/>
-          <w:szCs w:val="60"/>
-        </w:rPr>
-      </w:pPr>
-    </w:p>
-    <w:p>
-      <w:pPr>
-        <w:rPr>
-          <w:rFonts w:ascii="Times New Roman" w:hAnsi="Times New Roman" w:cs="Times New Roman"/>
-          <w:sz w:val="60"/>
-          <w:szCs w:val="60"/>
-        </w:rPr>
-      </w:pPr>
-    </w:p>
-    <w:p>
-      <w:pPr>
-        <w:pStyle w:val="Akapitzlist"/>
+        <w:t>Cel dokumentu</w:t>
+      </w:r>
+      <w:bookmarkEnd w:id="0"/>
+    </w:p>
+    <w:p>
+      <w:pPr>
+        <w:jc w:val="both"/>
+        <w:rPr>
+          <w:rFonts w:cs="Times New Roman"/>
+          <w:sz w:val="28"/>
+          <w:szCs w:val="28"/>
+        </w:rPr>
+      </w:pPr>
+      <w:r>
+        <w:rPr>
+          <w:rFonts w:cs="Times New Roman"/>
+          <w:sz w:val="28"/>
+          <w:szCs w:val="28"/>
+        </w:rPr>
+        <w:t xml:space="preserve">Celem niniejszej specyfikacji jest przedstawienie wymagań funkcjonalnych </w:t>
+      </w:r>
+      <w:r>
+        <w:rPr>
+          <w:rFonts w:cs="Times New Roman"/>
+          <w:sz w:val="28"/>
+          <w:szCs w:val="28"/>
+        </w:rPr>
+        <w:br/>
+      </w:r>
+      <w:r>
+        <w:rPr>
+          <w:rFonts w:cs="Times New Roman"/>
+          <w:sz w:val="28"/>
+          <w:szCs w:val="28"/>
+        </w:rPr>
+        <w:t>i niefunkcjonalnych dla aplikacji wspierającej planowanie działań oraz analizę efektywności ich realizacji. Dokument stanowi podstawę do implementacji systemu w technologii C#.</w:t>
+      </w:r>
+    </w:p>
+    <w:p>
+      <w:pPr>
+        <w:pStyle w:val="Nagwek1"/>
+        <w:numPr>
+          <w:ilvl w:val="0"/>
+          <w:numId w:val="6"/>
+        </w:numPr>
+        <w:ind w:left="426" w:hanging="426"/>
+      </w:pPr>
+      <w:bookmarkStart w:id="1" w:name="_Toc211865560"/>
+      <w:r>
+        <w:t>Opis ogólny aplikacji</w:t>
+      </w:r>
+      <w:bookmarkEnd w:id="1"/>
+    </w:p>
+    <w:p>
+      <w:pPr>
+        <w:jc w:val="both"/>
+        <w:rPr>
+          <w:rFonts w:cs="Times New Roman"/>
+          <w:sz w:val="28"/>
+          <w:szCs w:val="28"/>
+        </w:rPr>
+      </w:pPr>
+      <w:r>
+        <w:rPr>
+          <w:rFonts w:cs="Times New Roman"/>
+          <w:sz w:val="28"/>
+          <w:szCs w:val="28"/>
+        </w:rPr>
+        <w:t xml:space="preserve">Aplikacja ma umożliwiać użytkownikowi planowanie zadań oraz celów </w:t>
+      </w:r>
+      <w:r>
+        <w:rPr>
+          <w:rFonts w:cs="Times New Roman"/>
+          <w:sz w:val="28"/>
+          <w:szCs w:val="28"/>
+        </w:rPr>
+        <w:br/>
+      </w:r>
+      <w:r>
+        <w:rPr>
+          <w:rFonts w:cs="Times New Roman"/>
+          <w:sz w:val="28"/>
+          <w:szCs w:val="28"/>
+        </w:rPr>
+        <w:t xml:space="preserve">w różnych przedziałach czasowych: dziennym, tygodniowym i miesięcznym oraz monitorowanie stopnia ich realizacji. System będzie wspierał użytkownika </w:t>
+      </w:r>
+      <w:r>
+        <w:rPr>
+          <w:rFonts w:cs="Times New Roman"/>
+          <w:sz w:val="28"/>
+          <w:szCs w:val="28"/>
+        </w:rPr>
+        <w:br/>
+      </w:r>
+      <w:r>
+        <w:rPr>
+          <w:rFonts w:cs="Times New Roman"/>
+          <w:sz w:val="28"/>
+          <w:szCs w:val="28"/>
+        </w:rPr>
+        <w:t>w organizacji czasu, a także generował statystyki i raporty pozwalające analizować efektywność działań.</w:t>
+      </w:r>
+    </w:p>
+    <w:p>
+      <w:pPr>
+        <w:jc w:val="both"/>
+        <w:rPr>
+          <w:rFonts w:cs="Times New Roman"/>
+          <w:sz w:val="28"/>
+          <w:szCs w:val="28"/>
+        </w:rPr>
+      </w:pPr>
+      <w:r>
+        <w:rPr>
+          <w:rFonts w:cs="Times New Roman"/>
+          <w:sz w:val="28"/>
+          <w:szCs w:val="28"/>
+        </w:rPr>
+        <w:t>Rozwiązanie ma być intuicyjne w obsłudze, zapewniać przejrzysty interfejs użytkownika i umożliwiać szybki dostęp do danych o postępach w realizacji celów.</w:t>
+      </w:r>
+    </w:p>
+    <w:p>
+      <w:pPr>
+        <w:rPr>
+          <w:rFonts w:cs="Times New Roman"/>
+          <w:sz w:val="28"/>
+          <w:szCs w:val="28"/>
+        </w:rPr>
+      </w:pPr>
+    </w:p>
+    <w:p>
+      <w:pPr>
+        <w:pStyle w:val="Nagwek1"/>
         <w:numPr>
           <w:ilvl w:val="0"/>
           <w:numId w:val="1"/>
         </w:numPr>
-        <w:rPr>
-          <w:rFonts w:ascii="Times New Roman" w:hAnsi="Times New Roman" w:cs="Times New Roman"/>
-          <w:sz w:val="36"/>
-          <w:szCs w:val="36"/>
-        </w:rPr>
-      </w:pPr>
-      <w:r>
-        <w:rPr>
-          <w:rFonts w:ascii="Times New Roman" w:hAnsi="Times New Roman" w:cs="Times New Roman"/>
-          <w:sz w:val="36"/>
-          <w:szCs w:val="36"/>
-        </w:rPr>
-        <w:t>Cel dokumentu</w:t>
-      </w:r>
-    </w:p>
-    <w:p>
-      <w:pPr>
-        <w:jc w:val="both"/>
-        <w:rPr>
-          <w:rFonts w:ascii="Times New Roman" w:hAnsi="Times New Roman" w:cs="Times New Roman"/>
-          <w:sz w:val="28"/>
-          <w:szCs w:val="28"/>
-        </w:rPr>
-      </w:pPr>
-      <w:r>
-        <w:rPr>
-          <w:rFonts w:ascii="Times New Roman" w:hAnsi="Times New Roman" w:cs="Times New Roman"/>
-          <w:sz w:val="28"/>
-          <w:szCs w:val="28"/>
-        </w:rPr>
-        <w:t xml:space="preserve">Celem niniejszej specyfikacji jest przedstawienie wymagań funkcjonalnych </w:t>
-      </w:r>
-      <w:r>
-        <w:rPr>
-          <w:rFonts w:ascii="Times New Roman" w:hAnsi="Times New Roman" w:cs="Times New Roman"/>
-          <w:sz w:val="28"/>
-          <w:szCs w:val="28"/>
-        </w:rPr>
-        <w:br/>
-      </w:r>
-      <w:r>
-        <w:rPr>
-          <w:rFonts w:ascii="Times New Roman" w:hAnsi="Times New Roman" w:cs="Times New Roman"/>
-          <w:sz w:val="28"/>
-          <w:szCs w:val="28"/>
-        </w:rPr>
-        <w:t>i niefunkcjonalnych dla aplikacji wspierającej planowanie działań oraz analizę efektywności ich realizacji. Dokument stanowi podstawę do implementacji systemu w technologii C#.</w:t>
-      </w:r>
-    </w:p>
-    <w:p>
-      <w:pPr>
-        <w:pStyle w:val="Akapitzlist"/>
-        <w:numPr>
-          <w:ilvl w:val="0"/>
-          <w:numId w:val="1"/>
-        </w:numPr>
-        <w:rPr>
-          <w:rFonts w:ascii="Times New Roman" w:hAnsi="Times New Roman" w:cs="Times New Roman"/>
-          <w:sz w:val="36"/>
-          <w:szCs w:val="36"/>
-        </w:rPr>
-      </w:pPr>
-      <w:r>
-        <w:rPr>
-          <w:rFonts w:ascii="Times New Roman" w:hAnsi="Times New Roman" w:cs="Times New Roman"/>
-          <w:sz w:val="36"/>
-          <w:szCs w:val="36"/>
-        </w:rPr>
-        <w:lastRenderedPageBreak/>
-        <w:t>Opis ogólny aplikacji</w:t>
-      </w:r>
-    </w:p>
-    <w:p>
-      <w:pPr>
-        <w:jc w:val="both"/>
-        <w:rPr>
-          <w:rFonts w:ascii="Times New Roman" w:hAnsi="Times New Roman" w:cs="Times New Roman"/>
-          <w:sz w:val="28"/>
-          <w:szCs w:val="28"/>
-        </w:rPr>
-      </w:pPr>
-      <w:r>
-        <w:rPr>
-          <w:rFonts w:ascii="Times New Roman" w:hAnsi="Times New Roman" w:cs="Times New Roman"/>
-          <w:sz w:val="28"/>
-          <w:szCs w:val="28"/>
-        </w:rPr>
-        <w:t xml:space="preserve">Aplikacja ma umożliwiać użytkownikowi planowanie zadań oraz celów </w:t>
-      </w:r>
-      <w:r>
-        <w:rPr>
-          <w:rFonts w:ascii="Times New Roman" w:hAnsi="Times New Roman" w:cs="Times New Roman"/>
-          <w:sz w:val="28"/>
-          <w:szCs w:val="28"/>
-        </w:rPr>
-        <w:br/>
-      </w:r>
-      <w:r>
-        <w:rPr>
-          <w:rFonts w:ascii="Times New Roman" w:hAnsi="Times New Roman" w:cs="Times New Roman"/>
-          <w:sz w:val="28"/>
-          <w:szCs w:val="28"/>
-        </w:rPr>
-        <w:t xml:space="preserve">w różnych przedziałach czasowych: dziennym, tygodniowym i miesięcznym oraz monitorowanie stopnia ich realizacji. System będzie wspierał użytkownika </w:t>
-      </w:r>
-      <w:r>
-        <w:rPr>
-          <w:rFonts w:ascii="Times New Roman" w:hAnsi="Times New Roman" w:cs="Times New Roman"/>
-          <w:sz w:val="28"/>
-          <w:szCs w:val="28"/>
-        </w:rPr>
-        <w:br/>
-      </w:r>
-      <w:r>
-        <w:rPr>
-          <w:rFonts w:ascii="Times New Roman" w:hAnsi="Times New Roman" w:cs="Times New Roman"/>
-          <w:sz w:val="28"/>
-          <w:szCs w:val="28"/>
-        </w:rPr>
-        <w:t>w organizacji czasu, a także generował statystyki i raporty pozwalające analizować efektywność działań.</w:t>
-      </w:r>
-    </w:p>
-    <w:p>
-      <w:pPr>
-        <w:jc w:val="both"/>
-        <w:rPr>
-          <w:rFonts w:ascii="Times New Roman" w:hAnsi="Times New Roman" w:cs="Times New Roman"/>
-          <w:sz w:val="28"/>
-          <w:szCs w:val="28"/>
-        </w:rPr>
-      </w:pPr>
-      <w:r>
-        <w:rPr>
-          <w:rFonts w:ascii="Times New Roman" w:hAnsi="Times New Roman" w:cs="Times New Roman"/>
-          <w:sz w:val="28"/>
-          <w:szCs w:val="28"/>
-        </w:rPr>
-        <w:t>Rozwiązanie ma być intuicyjne w obsłudze, zapewniać przejrzysty interfejs użytkownika i umożliwiać szybki dostęp do danych o postępach w realizacji celów.</w:t>
-      </w:r>
-    </w:p>
-    <w:p>
-      <w:pPr>
-        <w:rPr>
-          <w:rFonts w:ascii="Times New Roman" w:hAnsi="Times New Roman" w:cs="Times New Roman"/>
-          <w:sz w:val="28"/>
-          <w:szCs w:val="28"/>
-        </w:rPr>
-      </w:pPr>
-    </w:p>
-    <w:p>
-      <w:pPr>
-        <w:pStyle w:val="Akapitzlist"/>
-        <w:numPr>
-          <w:ilvl w:val="0"/>
-          <w:numId w:val="1"/>
-        </w:numPr>
-        <w:rPr>
-          <w:rFonts w:ascii="Times New Roman" w:hAnsi="Times New Roman" w:cs="Times New Roman"/>
-          <w:sz w:val="36"/>
-          <w:szCs w:val="36"/>
-        </w:rPr>
-      </w:pPr>
-      <w:r>
-        <w:rPr>
-          <w:rFonts w:ascii="Times New Roman" w:hAnsi="Times New Roman" w:cs="Times New Roman"/>
-          <w:sz w:val="36"/>
-          <w:szCs w:val="36"/>
-        </w:rPr>
+        <w:ind w:left="567" w:hanging="425"/>
+      </w:pPr>
+      <w:bookmarkStart w:id="2" w:name="_Toc211865561"/>
+      <w:r>
         <w:t>Zakres funkcjonalny</w:t>
       </w:r>
+      <w:bookmarkEnd w:id="2"/>
     </w:p>
     <w:p>
       <w:pPr>
@@ -497,14 +845,14 @@
           <w:numId w:val="1"/>
         </w:numPr>
         <w:rPr>
-          <w:rFonts w:ascii="Times New Roman" w:hAnsi="Times New Roman" w:cs="Times New Roman"/>
-          <w:sz w:val="28"/>
-          <w:szCs w:val="28"/>
-        </w:rPr>
-      </w:pPr>
-      <w:r>
-        <w:rPr>
-          <w:rFonts w:ascii="Times New Roman" w:hAnsi="Times New Roman" w:cs="Times New Roman"/>
+          <w:rFonts w:cs="Times New Roman"/>
+          <w:sz w:val="28"/>
+          <w:szCs w:val="28"/>
+        </w:rPr>
+      </w:pPr>
+      <w:r>
+        <w:rPr>
+          <w:rFonts w:cs="Times New Roman"/>
           <w:sz w:val="28"/>
           <w:szCs w:val="28"/>
         </w:rPr>
@@ -519,14 +867,14 @@
           <w:numId w:val="2"/>
         </w:numPr>
         <w:rPr>
-          <w:rFonts w:ascii="Times New Roman" w:hAnsi="Times New Roman" w:cs="Times New Roman"/>
-          <w:sz w:val="28"/>
-          <w:szCs w:val="28"/>
-        </w:rPr>
-      </w:pPr>
-      <w:r>
-        <w:rPr>
-          <w:rFonts w:ascii="Times New Roman" w:hAnsi="Times New Roman" w:cs="Times New Roman"/>
+          <w:rFonts w:cs="Times New Roman"/>
+          <w:sz w:val="28"/>
+          <w:szCs w:val="28"/>
+        </w:rPr>
+      </w:pPr>
+      <w:r>
+        <w:rPr>
+          <w:rFonts w:cs="Times New Roman"/>
           <w:sz w:val="28"/>
           <w:szCs w:val="28"/>
         </w:rPr>
@@ -541,14 +889,14 @@
           <w:numId w:val="2"/>
         </w:numPr>
         <w:rPr>
-          <w:rFonts w:ascii="Times New Roman" w:hAnsi="Times New Roman" w:cs="Times New Roman"/>
-          <w:sz w:val="28"/>
-          <w:szCs w:val="28"/>
-        </w:rPr>
-      </w:pPr>
-      <w:r>
-        <w:rPr>
-          <w:rFonts w:ascii="Times New Roman" w:hAnsi="Times New Roman" w:cs="Times New Roman"/>
+          <w:rFonts w:cs="Times New Roman"/>
+          <w:sz w:val="28"/>
+          <w:szCs w:val="28"/>
+        </w:rPr>
+      </w:pPr>
+      <w:r>
+        <w:rPr>
+          <w:rFonts w:cs="Times New Roman"/>
           <w:sz w:val="28"/>
           <w:szCs w:val="28"/>
         </w:rPr>
@@ -563,14 +911,14 @@
           <w:numId w:val="2"/>
         </w:numPr>
         <w:rPr>
-          <w:rFonts w:ascii="Times New Roman" w:hAnsi="Times New Roman" w:cs="Times New Roman"/>
-          <w:sz w:val="28"/>
-          <w:szCs w:val="28"/>
-        </w:rPr>
-      </w:pPr>
-      <w:r>
-        <w:rPr>
-          <w:rFonts w:ascii="Times New Roman" w:hAnsi="Times New Roman" w:cs="Times New Roman"/>
+          <w:rFonts w:cs="Times New Roman"/>
+          <w:sz w:val="28"/>
+          <w:szCs w:val="28"/>
+        </w:rPr>
+      </w:pPr>
+      <w:r>
+        <w:rPr>
+          <w:rFonts w:cs="Times New Roman"/>
           <w:sz w:val="28"/>
           <w:szCs w:val="28"/>
         </w:rPr>
@@ -585,14 +933,14 @@
           <w:numId w:val="2"/>
         </w:numPr>
         <w:rPr>
-          <w:rFonts w:ascii="Times New Roman" w:hAnsi="Times New Roman" w:cs="Times New Roman"/>
-          <w:sz w:val="28"/>
-          <w:szCs w:val="28"/>
-        </w:rPr>
-      </w:pPr>
-      <w:r>
-        <w:rPr>
-          <w:rFonts w:ascii="Times New Roman" w:hAnsi="Times New Roman" w:cs="Times New Roman"/>
+          <w:rFonts w:cs="Times New Roman"/>
+          <w:sz w:val="28"/>
+          <w:szCs w:val="28"/>
+        </w:rPr>
+      </w:pPr>
+      <w:r>
+        <w:rPr>
+          <w:rFonts w:cs="Times New Roman"/>
           <w:sz w:val="28"/>
           <w:szCs w:val="28"/>
         </w:rPr>
@@ -607,14 +955,14 @@
           <w:numId w:val="2"/>
         </w:numPr>
         <w:rPr>
-          <w:rFonts w:ascii="Times New Roman" w:hAnsi="Times New Roman" w:cs="Times New Roman"/>
-          <w:sz w:val="28"/>
-          <w:szCs w:val="28"/>
-        </w:rPr>
-      </w:pPr>
-      <w:r>
-        <w:rPr>
-          <w:rFonts w:ascii="Times New Roman" w:hAnsi="Times New Roman" w:cs="Times New Roman"/>
+          <w:rFonts w:cs="Times New Roman"/>
+          <w:sz w:val="28"/>
+          <w:szCs w:val="28"/>
+        </w:rPr>
+      </w:pPr>
+      <w:r>
+        <w:rPr>
+          <w:rFonts w:cs="Times New Roman"/>
           <w:sz w:val="28"/>
           <w:szCs w:val="28"/>
         </w:rPr>
@@ -629,14 +977,14 @@
           <w:numId w:val="2"/>
         </w:numPr>
         <w:rPr>
-          <w:rFonts w:ascii="Times New Roman" w:hAnsi="Times New Roman" w:cs="Times New Roman"/>
-          <w:sz w:val="28"/>
-          <w:szCs w:val="28"/>
-        </w:rPr>
-      </w:pPr>
-      <w:r>
-        <w:rPr>
-          <w:rFonts w:ascii="Times New Roman" w:hAnsi="Times New Roman" w:cs="Times New Roman"/>
+          <w:rFonts w:cs="Times New Roman"/>
+          <w:sz w:val="28"/>
+          <w:szCs w:val="28"/>
+        </w:rPr>
+      </w:pPr>
+      <w:r>
+        <w:rPr>
+          <w:rFonts w:cs="Times New Roman"/>
           <w:sz w:val="28"/>
           <w:szCs w:val="28"/>
         </w:rPr>
@@ -651,14 +999,14 @@
           <w:numId w:val="2"/>
         </w:numPr>
         <w:rPr>
-          <w:rFonts w:ascii="Times New Roman" w:hAnsi="Times New Roman" w:cs="Times New Roman"/>
-          <w:sz w:val="28"/>
-          <w:szCs w:val="28"/>
-        </w:rPr>
-      </w:pPr>
-      <w:r>
-        <w:rPr>
-          <w:rFonts w:ascii="Times New Roman" w:hAnsi="Times New Roman" w:cs="Times New Roman"/>
+          <w:rFonts w:cs="Times New Roman"/>
+          <w:sz w:val="28"/>
+          <w:szCs w:val="28"/>
+        </w:rPr>
+      </w:pPr>
+      <w:r>
+        <w:rPr>
+          <w:rFonts w:cs="Times New Roman"/>
           <w:sz w:val="28"/>
           <w:szCs w:val="28"/>
         </w:rPr>
@@ -673,14 +1021,14 @@
           <w:numId w:val="2"/>
         </w:numPr>
         <w:rPr>
-          <w:rFonts w:ascii="Times New Roman" w:hAnsi="Times New Roman" w:cs="Times New Roman"/>
-          <w:sz w:val="28"/>
-          <w:szCs w:val="28"/>
-        </w:rPr>
-      </w:pPr>
-      <w:r>
-        <w:rPr>
-          <w:rFonts w:ascii="Times New Roman" w:hAnsi="Times New Roman" w:cs="Times New Roman"/>
+          <w:rFonts w:cs="Times New Roman"/>
+          <w:sz w:val="28"/>
+          <w:szCs w:val="28"/>
+        </w:rPr>
+      </w:pPr>
+      <w:r>
+        <w:rPr>
+          <w:rFonts w:cs="Times New Roman"/>
           <w:sz w:val="28"/>
           <w:szCs w:val="28"/>
         </w:rPr>
@@ -695,14 +1043,14 @@
           <w:numId w:val="2"/>
         </w:numPr>
         <w:rPr>
-          <w:rFonts w:ascii="Times New Roman" w:hAnsi="Times New Roman" w:cs="Times New Roman"/>
-          <w:sz w:val="28"/>
-          <w:szCs w:val="28"/>
-        </w:rPr>
-      </w:pPr>
-      <w:r>
-        <w:rPr>
-          <w:rFonts w:ascii="Times New Roman" w:hAnsi="Times New Roman" w:cs="Times New Roman"/>
+          <w:rFonts w:cs="Times New Roman"/>
+          <w:sz w:val="28"/>
+          <w:szCs w:val="28"/>
+        </w:rPr>
+      </w:pPr>
+      <w:r>
+        <w:rPr>
+          <w:rFonts w:cs="Times New Roman"/>
           <w:sz w:val="28"/>
           <w:szCs w:val="28"/>
         </w:rPr>
@@ -717,14 +1065,14 @@
           <w:numId w:val="2"/>
         </w:numPr>
         <w:rPr>
-          <w:rFonts w:ascii="Times New Roman" w:hAnsi="Times New Roman" w:cs="Times New Roman"/>
-          <w:sz w:val="28"/>
-          <w:szCs w:val="28"/>
-        </w:rPr>
-      </w:pPr>
-      <w:r>
-        <w:rPr>
-          <w:rFonts w:ascii="Times New Roman" w:hAnsi="Times New Roman" w:cs="Times New Roman"/>
+          <w:rFonts w:cs="Times New Roman"/>
+          <w:sz w:val="28"/>
+          <w:szCs w:val="28"/>
+        </w:rPr>
+      </w:pPr>
+      <w:r>
+        <w:rPr>
+          <w:rFonts w:cs="Times New Roman"/>
           <w:sz w:val="28"/>
           <w:szCs w:val="28"/>
         </w:rPr>
@@ -739,14 +1087,14 @@
           <w:numId w:val="2"/>
         </w:numPr>
         <w:rPr>
-          <w:rFonts w:ascii="Times New Roman" w:hAnsi="Times New Roman" w:cs="Times New Roman"/>
-          <w:sz w:val="28"/>
-          <w:szCs w:val="28"/>
-        </w:rPr>
-      </w:pPr>
-      <w:r>
-        <w:rPr>
-          <w:rFonts w:ascii="Times New Roman" w:hAnsi="Times New Roman" w:cs="Times New Roman"/>
+          <w:rFonts w:cs="Times New Roman"/>
+          <w:sz w:val="28"/>
+          <w:szCs w:val="28"/>
+        </w:rPr>
+      </w:pPr>
+      <w:r>
+        <w:rPr>
+          <w:rFonts w:cs="Times New Roman"/>
           <w:sz w:val="28"/>
           <w:szCs w:val="28"/>
         </w:rPr>
@@ -761,14 +1109,14 @@
           <w:numId w:val="2"/>
         </w:numPr>
         <w:rPr>
-          <w:rFonts w:ascii="Times New Roman" w:hAnsi="Times New Roman" w:cs="Times New Roman"/>
-          <w:sz w:val="28"/>
-          <w:szCs w:val="28"/>
-        </w:rPr>
-      </w:pPr>
-      <w:r>
-        <w:rPr>
-          <w:rFonts w:ascii="Times New Roman" w:hAnsi="Times New Roman" w:cs="Times New Roman"/>
+          <w:rFonts w:cs="Times New Roman"/>
+          <w:sz w:val="28"/>
+          <w:szCs w:val="28"/>
+        </w:rPr>
+      </w:pPr>
+      <w:r>
+        <w:rPr>
+          <w:rFonts w:cs="Times New Roman"/>
           <w:sz w:val="28"/>
           <w:szCs w:val="28"/>
         </w:rPr>
@@ -783,14 +1131,14 @@
           <w:numId w:val="2"/>
         </w:numPr>
         <w:rPr>
-          <w:rFonts w:ascii="Times New Roman" w:hAnsi="Times New Roman" w:cs="Times New Roman"/>
-          <w:sz w:val="28"/>
-          <w:szCs w:val="28"/>
-        </w:rPr>
-      </w:pPr>
-      <w:r>
-        <w:rPr>
-          <w:rFonts w:ascii="Times New Roman" w:hAnsi="Times New Roman" w:cs="Times New Roman"/>
+          <w:rFonts w:cs="Times New Roman"/>
+          <w:sz w:val="28"/>
+          <w:szCs w:val="28"/>
+        </w:rPr>
+      </w:pPr>
+      <w:r>
+        <w:rPr>
+          <w:rFonts w:cs="Times New Roman"/>
           <w:sz w:val="28"/>
           <w:szCs w:val="28"/>
         </w:rPr>
@@ -805,14 +1153,14 @@
           <w:numId w:val="2"/>
         </w:numPr>
         <w:rPr>
-          <w:rFonts w:ascii="Times New Roman" w:hAnsi="Times New Roman" w:cs="Times New Roman"/>
-          <w:sz w:val="28"/>
-          <w:szCs w:val="28"/>
-        </w:rPr>
-      </w:pPr>
-      <w:r>
-        <w:rPr>
-          <w:rFonts w:ascii="Times New Roman" w:hAnsi="Times New Roman" w:cs="Times New Roman"/>
+          <w:rFonts w:cs="Times New Roman"/>
+          <w:sz w:val="28"/>
+          <w:szCs w:val="28"/>
+        </w:rPr>
+      </w:pPr>
+      <w:r>
+        <w:rPr>
+          <w:rFonts w:cs="Times New Roman"/>
           <w:sz w:val="28"/>
           <w:szCs w:val="28"/>
         </w:rPr>
@@ -820,7 +1168,7 @@
       </w:r>
       <w:r>
         <w:rPr>
-          <w:rFonts w:ascii="Times New Roman" w:hAnsi="Times New Roman" w:cs="Times New Roman"/>
+          <w:rFonts w:cs="Times New Roman"/>
           <w:sz w:val="28"/>
           <w:szCs w:val="28"/>
         </w:rPr>
@@ -828,7 +1176,7 @@
       </w:r>
       <w:r>
         <w:rPr>
-          <w:rFonts w:ascii="Times New Roman" w:hAnsi="Times New Roman" w:cs="Times New Roman"/>
+          <w:rFonts w:cs="Times New Roman"/>
           <w:sz w:val="28"/>
           <w:szCs w:val="28"/>
         </w:rPr>
@@ -843,14 +1191,14 @@
           <w:numId w:val="2"/>
         </w:numPr>
         <w:rPr>
-          <w:rFonts w:ascii="Times New Roman" w:hAnsi="Times New Roman" w:cs="Times New Roman"/>
-          <w:sz w:val="28"/>
-          <w:szCs w:val="28"/>
-        </w:rPr>
-      </w:pPr>
-      <w:r>
-        <w:rPr>
-          <w:rFonts w:ascii="Times New Roman" w:hAnsi="Times New Roman" w:cs="Times New Roman"/>
+          <w:rFonts w:cs="Times New Roman"/>
+          <w:sz w:val="28"/>
+          <w:szCs w:val="28"/>
+        </w:rPr>
+      </w:pPr>
+      <w:r>
+        <w:rPr>
+          <w:rFonts w:cs="Times New Roman"/>
           <w:sz w:val="28"/>
           <w:szCs w:val="28"/>
         </w:rPr>
@@ -865,14 +1213,14 @@
           <w:numId w:val="2"/>
         </w:numPr>
         <w:rPr>
-          <w:rFonts w:ascii="Times New Roman" w:hAnsi="Times New Roman" w:cs="Times New Roman"/>
-          <w:sz w:val="28"/>
-          <w:szCs w:val="28"/>
-        </w:rPr>
-      </w:pPr>
-      <w:r>
-        <w:rPr>
-          <w:rFonts w:ascii="Times New Roman" w:hAnsi="Times New Roman" w:cs="Times New Roman"/>
+          <w:rFonts w:cs="Times New Roman"/>
+          <w:sz w:val="28"/>
+          <w:szCs w:val="28"/>
+        </w:rPr>
+      </w:pPr>
+      <w:r>
+        <w:rPr>
+          <w:rFonts w:cs="Times New Roman"/>
           <w:sz w:val="28"/>
           <w:szCs w:val="28"/>
         </w:rPr>
@@ -887,17 +1235,18 @@
           <w:numId w:val="2"/>
         </w:numPr>
         <w:rPr>
-          <w:rFonts w:ascii="Times New Roman" w:hAnsi="Times New Roman" w:cs="Times New Roman"/>
-          <w:sz w:val="28"/>
-          <w:szCs w:val="28"/>
-        </w:rPr>
-      </w:pPr>
-      <w:r>
-        <w:rPr>
-          <w:rFonts w:ascii="Times New Roman" w:hAnsi="Times New Roman" w:cs="Times New Roman"/>
-          <w:sz w:val="28"/>
-          <w:szCs w:val="28"/>
-        </w:rPr>
+          <w:rFonts w:cs="Times New Roman"/>
+          <w:sz w:val="28"/>
+          <w:szCs w:val="28"/>
+        </w:rPr>
+      </w:pPr>
+      <w:r>
+        <w:rPr>
+          <w:rFonts w:cs="Times New Roman"/>
+          <w:sz w:val="28"/>
+          <w:szCs w:val="28"/>
+        </w:rPr>
+        <w:lastRenderedPageBreak/>
         <w:t>Kalendarz i harmonogram</w:t>
       </w:r>
     </w:p>
@@ -909,14 +1258,14 @@
           <w:numId w:val="2"/>
         </w:numPr>
         <w:rPr>
-          <w:rFonts w:ascii="Times New Roman" w:hAnsi="Times New Roman" w:cs="Times New Roman"/>
-          <w:sz w:val="28"/>
-          <w:szCs w:val="28"/>
-        </w:rPr>
-      </w:pPr>
-      <w:r>
-        <w:rPr>
-          <w:rFonts w:ascii="Times New Roman" w:hAnsi="Times New Roman" w:cs="Times New Roman"/>
+          <w:rFonts w:cs="Times New Roman"/>
+          <w:sz w:val="28"/>
+          <w:szCs w:val="28"/>
+        </w:rPr>
+      </w:pPr>
+      <w:r>
+        <w:rPr>
+          <w:rFonts w:cs="Times New Roman"/>
           <w:sz w:val="28"/>
           <w:szCs w:val="28"/>
         </w:rPr>
@@ -931,14 +1280,14 @@
           <w:numId w:val="2"/>
         </w:numPr>
         <w:rPr>
-          <w:rFonts w:ascii="Times New Roman" w:hAnsi="Times New Roman" w:cs="Times New Roman"/>
-          <w:sz w:val="28"/>
-          <w:szCs w:val="28"/>
-        </w:rPr>
-      </w:pPr>
-      <w:r>
-        <w:rPr>
-          <w:rFonts w:ascii="Times New Roman" w:hAnsi="Times New Roman" w:cs="Times New Roman"/>
+          <w:rFonts w:cs="Times New Roman"/>
+          <w:sz w:val="28"/>
+          <w:szCs w:val="28"/>
+        </w:rPr>
+      </w:pPr>
+      <w:r>
+        <w:rPr>
+          <w:rFonts w:cs="Times New Roman"/>
           <w:sz w:val="28"/>
           <w:szCs w:val="28"/>
         </w:rPr>
@@ -953,14 +1302,14 @@
           <w:numId w:val="2"/>
         </w:numPr>
         <w:rPr>
-          <w:rFonts w:ascii="Times New Roman" w:hAnsi="Times New Roman" w:cs="Times New Roman"/>
-          <w:sz w:val="28"/>
-          <w:szCs w:val="28"/>
-        </w:rPr>
-      </w:pPr>
-      <w:r>
-        <w:rPr>
-          <w:rFonts w:ascii="Times New Roman" w:hAnsi="Times New Roman" w:cs="Times New Roman"/>
+          <w:rFonts w:cs="Times New Roman"/>
+          <w:sz w:val="28"/>
+          <w:szCs w:val="28"/>
+        </w:rPr>
+      </w:pPr>
+      <w:r>
+        <w:rPr>
+          <w:rFonts w:cs="Times New Roman"/>
           <w:sz w:val="28"/>
           <w:szCs w:val="28"/>
         </w:rPr>
@@ -975,14 +1324,14 @@
           <w:numId w:val="2"/>
         </w:numPr>
         <w:rPr>
-          <w:rFonts w:ascii="Times New Roman" w:hAnsi="Times New Roman" w:cs="Times New Roman"/>
-          <w:sz w:val="28"/>
-          <w:szCs w:val="28"/>
-        </w:rPr>
-      </w:pPr>
-      <w:r>
-        <w:rPr>
-          <w:rFonts w:ascii="Times New Roman" w:hAnsi="Times New Roman" w:cs="Times New Roman"/>
+          <w:rFonts w:cs="Times New Roman"/>
+          <w:sz w:val="28"/>
+          <w:szCs w:val="28"/>
+        </w:rPr>
+      </w:pPr>
+      <w:r>
+        <w:rPr>
+          <w:rFonts w:cs="Times New Roman"/>
           <w:sz w:val="28"/>
           <w:szCs w:val="28"/>
         </w:rPr>
@@ -997,18 +1346,17 @@
           <w:numId w:val="2"/>
         </w:numPr>
         <w:rPr>
-          <w:rFonts w:ascii="Times New Roman" w:hAnsi="Times New Roman" w:cs="Times New Roman"/>
-          <w:sz w:val="28"/>
-          <w:szCs w:val="28"/>
-        </w:rPr>
-      </w:pPr>
-      <w:r>
-        <w:rPr>
-          <w:rFonts w:ascii="Times New Roman" w:hAnsi="Times New Roman" w:cs="Times New Roman"/>
-          <w:sz w:val="28"/>
-          <w:szCs w:val="28"/>
-        </w:rPr>
-        <w:lastRenderedPageBreak/>
+          <w:rFonts w:cs="Times New Roman"/>
+          <w:sz w:val="28"/>
+          <w:szCs w:val="28"/>
+        </w:rPr>
+      </w:pPr>
+      <w:r>
+        <w:rPr>
+          <w:rFonts w:cs="Times New Roman"/>
+          <w:sz w:val="28"/>
+          <w:szCs w:val="28"/>
+        </w:rPr>
         <w:t>Liczby ukończonych zadań</w:t>
       </w:r>
     </w:p>
@@ -1020,14 +1368,14 @@
           <w:numId w:val="2"/>
         </w:numPr>
         <w:rPr>
-          <w:rFonts w:ascii="Times New Roman" w:hAnsi="Times New Roman" w:cs="Times New Roman"/>
-          <w:sz w:val="28"/>
-          <w:szCs w:val="28"/>
-        </w:rPr>
-      </w:pPr>
-      <w:r>
-        <w:rPr>
-          <w:rFonts w:ascii="Times New Roman" w:hAnsi="Times New Roman" w:cs="Times New Roman"/>
+          <w:rFonts w:cs="Times New Roman"/>
+          <w:sz w:val="28"/>
+          <w:szCs w:val="28"/>
+        </w:rPr>
+      </w:pPr>
+      <w:r>
+        <w:rPr>
+          <w:rFonts w:cs="Times New Roman"/>
           <w:sz w:val="28"/>
           <w:szCs w:val="28"/>
         </w:rPr>
@@ -1042,14 +1390,14 @@
           <w:numId w:val="2"/>
         </w:numPr>
         <w:rPr>
-          <w:rFonts w:ascii="Times New Roman" w:hAnsi="Times New Roman" w:cs="Times New Roman"/>
-          <w:sz w:val="28"/>
-          <w:szCs w:val="28"/>
-        </w:rPr>
-      </w:pPr>
-      <w:r>
-        <w:rPr>
-          <w:rFonts w:ascii="Times New Roman" w:hAnsi="Times New Roman" w:cs="Times New Roman"/>
+          <w:rFonts w:cs="Times New Roman"/>
+          <w:sz w:val="28"/>
+          <w:szCs w:val="28"/>
+        </w:rPr>
+      </w:pPr>
+      <w:r>
+        <w:rPr>
+          <w:rFonts w:cs="Times New Roman"/>
           <w:sz w:val="28"/>
           <w:szCs w:val="28"/>
         </w:rPr>
@@ -1064,14 +1412,14 @@
           <w:numId w:val="2"/>
         </w:numPr>
         <w:rPr>
-          <w:rFonts w:ascii="Times New Roman" w:hAnsi="Times New Roman" w:cs="Times New Roman"/>
-          <w:sz w:val="28"/>
-          <w:szCs w:val="28"/>
-        </w:rPr>
-      </w:pPr>
-      <w:r>
-        <w:rPr>
-          <w:rFonts w:ascii="Times New Roman" w:hAnsi="Times New Roman" w:cs="Times New Roman"/>
+          <w:rFonts w:cs="Times New Roman"/>
+          <w:sz w:val="28"/>
+          <w:szCs w:val="28"/>
+        </w:rPr>
+      </w:pPr>
+      <w:r>
+        <w:rPr>
+          <w:rFonts w:cs="Times New Roman"/>
           <w:sz w:val="28"/>
           <w:szCs w:val="28"/>
         </w:rPr>
@@ -1086,14 +1434,14 @@
           <w:numId w:val="2"/>
         </w:numPr>
         <w:rPr>
-          <w:rFonts w:ascii="Times New Roman" w:hAnsi="Times New Roman" w:cs="Times New Roman"/>
-          <w:sz w:val="28"/>
-          <w:szCs w:val="28"/>
-        </w:rPr>
-      </w:pPr>
-      <w:r>
-        <w:rPr>
-          <w:rFonts w:ascii="Times New Roman" w:hAnsi="Times New Roman" w:cs="Times New Roman"/>
+          <w:rFonts w:cs="Times New Roman"/>
+          <w:sz w:val="28"/>
+          <w:szCs w:val="28"/>
+        </w:rPr>
+      </w:pPr>
+      <w:r>
+        <w:rPr>
+          <w:rFonts w:cs="Times New Roman"/>
           <w:sz w:val="28"/>
           <w:szCs w:val="28"/>
         </w:rPr>
@@ -1108,7 +1456,7 @@
           <w:numId w:val="2"/>
         </w:numPr>
         <w:rPr>
-          <w:rFonts w:ascii="Times New Roman" w:hAnsi="Times New Roman" w:cs="Times New Roman"/>
+          <w:rFonts w:cs="Times New Roman"/>
           <w:sz w:val="28"/>
           <w:szCs w:val="28"/>
           <w:highlight w:val="yellow"/>
@@ -1116,7 +1464,7 @@
       </w:pPr>
       <w:r>
         <w:rPr>
-          <w:rFonts w:ascii="Times New Roman" w:hAnsi="Times New Roman" w:cs="Times New Roman"/>
+          <w:rFonts w:cs="Times New Roman"/>
           <w:sz w:val="28"/>
           <w:szCs w:val="28"/>
           <w:highlight w:val="yellow"/>
@@ -1127,33 +1475,26 @@
     <w:p>
       <w:pPr>
         <w:rPr>
-          <w:rFonts w:ascii="Times New Roman" w:hAnsi="Times New Roman" w:cs="Times New Roman"/>
-          <w:sz w:val="28"/>
-          <w:szCs w:val="28"/>
-        </w:rPr>
-      </w:pPr>
-    </w:p>
-    <w:p>
-      <w:pPr>
-        <w:pStyle w:val="Akapitzlist"/>
+          <w:rFonts w:cs="Times New Roman"/>
+          <w:sz w:val="28"/>
+          <w:szCs w:val="28"/>
+        </w:rPr>
+      </w:pPr>
+    </w:p>
+    <w:p>
+      <w:pPr>
+        <w:pStyle w:val="Nagwek1"/>
         <w:numPr>
           <w:ilvl w:val="0"/>
-          <w:numId w:val="1"/>
-        </w:numPr>
-        <w:rPr>
-          <w:rFonts w:ascii="Times New Roman" w:hAnsi="Times New Roman" w:cs="Times New Roman"/>
-          <w:sz w:val="36"/>
-          <w:szCs w:val="36"/>
-        </w:rPr>
-      </w:pPr>
-      <w:r>
-        <w:rPr>
-          <w:rFonts w:ascii="Times New Roman" w:hAnsi="Times New Roman" w:cs="Times New Roman"/>
-          <w:sz w:val="36"/>
-          <w:szCs w:val="36"/>
-        </w:rPr>
+          <w:numId w:val="7"/>
+        </w:numPr>
+        <w:ind w:left="142" w:hanging="11"/>
+      </w:pPr>
+      <w:bookmarkStart w:id="3" w:name="_Toc211865562"/>
+      <w:r>
         <w:t>Wymagania niefunkcjonalne</w:t>
       </w:r>
+      <w:bookmarkEnd w:id="3"/>
     </w:p>
     <w:p>
       <w:pPr>
@@ -1163,14 +1504,14 @@
           <w:numId w:val="4"/>
         </w:numPr>
         <w:rPr>
-          <w:rFonts w:ascii="Times New Roman" w:hAnsi="Times New Roman" w:cs="Times New Roman"/>
-          <w:sz w:val="28"/>
-          <w:szCs w:val="28"/>
-        </w:rPr>
-      </w:pPr>
-      <w:r>
-        <w:rPr>
-          <w:rFonts w:ascii="Times New Roman" w:hAnsi="Times New Roman" w:cs="Times New Roman"/>
+          <w:rFonts w:cs="Times New Roman"/>
+          <w:sz w:val="28"/>
+          <w:szCs w:val="28"/>
+        </w:rPr>
+      </w:pPr>
+      <w:r>
+        <w:rPr>
+          <w:rFonts w:cs="Times New Roman"/>
           <w:sz w:val="28"/>
           <w:szCs w:val="28"/>
         </w:rPr>
@@ -1185,7 +1526,7 @@
           <w:numId w:val="4"/>
         </w:numPr>
         <w:rPr>
-          <w:rFonts w:ascii="Times New Roman" w:hAnsi="Times New Roman" w:cs="Times New Roman"/>
+          <w:rFonts w:cs="Times New Roman"/>
           <w:sz w:val="28"/>
           <w:szCs w:val="28"/>
         </w:rPr>
@@ -1193,7 +1534,7 @@
       <w:proofErr w:type="spellStart"/>
       <w:r>
         <w:rPr>
-          <w:rFonts w:ascii="Times New Roman" w:hAnsi="Times New Roman" w:cs="Times New Roman"/>
+          <w:rFonts w:cs="Times New Roman"/>
           <w:sz w:val="28"/>
           <w:szCs w:val="28"/>
         </w:rPr>
@@ -1202,7 +1543,7 @@
       <w:proofErr w:type="spellEnd"/>
       <w:r>
         <w:rPr>
-          <w:rFonts w:ascii="Times New Roman" w:hAnsi="Times New Roman" w:cs="Times New Roman"/>
+          <w:rFonts w:cs="Times New Roman"/>
           <w:sz w:val="28"/>
           <w:szCs w:val="28"/>
         </w:rPr>
@@ -1217,7 +1558,7 @@
           <w:numId w:val="4"/>
         </w:numPr>
         <w:rPr>
-          <w:rFonts w:ascii="Times New Roman" w:hAnsi="Times New Roman" w:cs="Times New Roman"/>
+          <w:rFonts w:cs="Times New Roman"/>
           <w:sz w:val="28"/>
           <w:szCs w:val="28"/>
           <w:highlight w:val="yellow"/>
@@ -1225,7 +1566,7 @@
       </w:pPr>
       <w:r>
         <w:rPr>
-          <w:rFonts w:ascii="Times New Roman" w:hAnsi="Times New Roman" w:cs="Times New Roman"/>
+          <w:rFonts w:cs="Times New Roman"/>
           <w:sz w:val="28"/>
           <w:szCs w:val="28"/>
           <w:highlight w:val="yellow"/>
@@ -1241,14 +1582,14 @@
           <w:numId w:val="4"/>
         </w:numPr>
         <w:rPr>
-          <w:rFonts w:ascii="Times New Roman" w:hAnsi="Times New Roman" w:cs="Times New Roman"/>
-          <w:sz w:val="28"/>
-          <w:szCs w:val="28"/>
-        </w:rPr>
-      </w:pPr>
-      <w:r>
-        <w:rPr>
-          <w:rFonts w:ascii="Times New Roman" w:hAnsi="Times New Roman" w:cs="Times New Roman"/>
+          <w:rFonts w:cs="Times New Roman"/>
+          <w:sz w:val="28"/>
+          <w:szCs w:val="28"/>
+        </w:rPr>
+      </w:pPr>
+      <w:r>
+        <w:rPr>
+          <w:rFonts w:cs="Times New Roman"/>
           <w:sz w:val="28"/>
           <w:szCs w:val="28"/>
         </w:rPr>
@@ -1263,14 +1604,14 @@
           <w:numId w:val="4"/>
         </w:numPr>
         <w:rPr>
-          <w:rFonts w:ascii="Times New Roman" w:hAnsi="Times New Roman" w:cs="Times New Roman"/>
-          <w:sz w:val="28"/>
-          <w:szCs w:val="28"/>
-        </w:rPr>
-      </w:pPr>
-      <w:r>
-        <w:rPr>
-          <w:rFonts w:ascii="Times New Roman" w:hAnsi="Times New Roman" w:cs="Times New Roman"/>
+          <w:rFonts w:cs="Times New Roman"/>
+          <w:sz w:val="28"/>
+          <w:szCs w:val="28"/>
+        </w:rPr>
+      </w:pPr>
+      <w:r>
+        <w:rPr>
+          <w:rFonts w:cs="Times New Roman"/>
           <w:sz w:val="28"/>
           <w:szCs w:val="28"/>
         </w:rPr>
@@ -1279,7 +1620,7 @@
       <w:proofErr w:type="spellStart"/>
       <w:r>
         <w:rPr>
-          <w:rFonts w:ascii="Times New Roman" w:hAnsi="Times New Roman" w:cs="Times New Roman"/>
+          <w:rFonts w:cs="Times New Roman"/>
           <w:sz w:val="28"/>
           <w:szCs w:val="28"/>
           <w:highlight w:val="yellow"/>
@@ -1289,7 +1630,7 @@
       <w:proofErr w:type="spellEnd"/>
       <w:r>
         <w:rPr>
-          <w:rFonts w:ascii="Times New Roman" w:hAnsi="Times New Roman" w:cs="Times New Roman"/>
+          <w:rFonts w:cs="Times New Roman"/>
           <w:sz w:val="28"/>
           <w:szCs w:val="28"/>
           <w:highlight w:val="yellow"/>
@@ -1305,14 +1646,14 @@
           <w:numId w:val="4"/>
         </w:numPr>
         <w:rPr>
-          <w:rFonts w:ascii="Times New Roman" w:hAnsi="Times New Roman" w:cs="Times New Roman"/>
-          <w:sz w:val="28"/>
-          <w:szCs w:val="28"/>
-        </w:rPr>
-      </w:pPr>
-      <w:r>
-        <w:rPr>
-          <w:rFonts w:ascii="Times New Roman" w:hAnsi="Times New Roman" w:cs="Times New Roman"/>
+          <w:rFonts w:cs="Times New Roman"/>
+          <w:sz w:val="28"/>
+          <w:szCs w:val="28"/>
+        </w:rPr>
+      </w:pPr>
+      <w:r>
+        <w:rPr>
+          <w:rFonts w:cs="Times New Roman"/>
           <w:sz w:val="28"/>
           <w:szCs w:val="28"/>
         </w:rPr>
@@ -1327,7 +1668,7 @@
           <w:numId w:val="4"/>
         </w:numPr>
         <w:rPr>
-          <w:rFonts w:ascii="Times New Roman" w:hAnsi="Times New Roman" w:cs="Times New Roman"/>
+          <w:rFonts w:cs="Times New Roman"/>
           <w:sz w:val="28"/>
           <w:szCs w:val="28"/>
           <w:highlight w:val="yellow"/>
@@ -1335,7 +1676,7 @@
       </w:pPr>
       <w:r>
         <w:rPr>
-          <w:rFonts w:ascii="Times New Roman" w:hAnsi="Times New Roman" w:cs="Times New Roman"/>
+          <w:rFonts w:cs="Times New Roman"/>
           <w:sz w:val="28"/>
           <w:szCs w:val="28"/>
           <w:highlight w:val="yellow"/>
@@ -1351,14 +1692,14 @@
           <w:numId w:val="4"/>
         </w:numPr>
         <w:rPr>
-          <w:rFonts w:ascii="Times New Roman" w:hAnsi="Times New Roman" w:cs="Times New Roman"/>
-          <w:sz w:val="28"/>
-          <w:szCs w:val="28"/>
-        </w:rPr>
-      </w:pPr>
-      <w:r>
-        <w:rPr>
-          <w:rFonts w:ascii="Times New Roman" w:hAnsi="Times New Roman" w:cs="Times New Roman"/>
+          <w:rFonts w:cs="Times New Roman"/>
+          <w:sz w:val="28"/>
+          <w:szCs w:val="28"/>
+        </w:rPr>
+      </w:pPr>
+      <w:r>
+        <w:rPr>
+          <w:rFonts w:cs="Times New Roman"/>
           <w:sz w:val="28"/>
           <w:szCs w:val="28"/>
         </w:rPr>
@@ -1373,14 +1714,14 @@
           <w:numId w:val="4"/>
         </w:numPr>
         <w:rPr>
-          <w:rFonts w:ascii="Times New Roman" w:hAnsi="Times New Roman" w:cs="Times New Roman"/>
-          <w:sz w:val="28"/>
-          <w:szCs w:val="28"/>
-        </w:rPr>
-      </w:pPr>
-      <w:r>
-        <w:rPr>
-          <w:rFonts w:ascii="Times New Roman" w:hAnsi="Times New Roman" w:cs="Times New Roman"/>
+          <w:rFonts w:cs="Times New Roman"/>
+          <w:sz w:val="28"/>
+          <w:szCs w:val="28"/>
+        </w:rPr>
+      </w:pPr>
+      <w:r>
+        <w:rPr>
+          <w:rFonts w:cs="Times New Roman"/>
           <w:sz w:val="28"/>
           <w:szCs w:val="28"/>
         </w:rPr>
@@ -1395,14 +1736,14 @@
           <w:numId w:val="4"/>
         </w:numPr>
         <w:rPr>
-          <w:rFonts w:ascii="Times New Roman" w:hAnsi="Times New Roman" w:cs="Times New Roman"/>
-          <w:sz w:val="28"/>
-          <w:szCs w:val="28"/>
-        </w:rPr>
-      </w:pPr>
-      <w:r>
-        <w:rPr>
-          <w:rFonts w:ascii="Times New Roman" w:hAnsi="Times New Roman" w:cs="Times New Roman"/>
+          <w:rFonts w:cs="Times New Roman"/>
+          <w:sz w:val="28"/>
+          <w:szCs w:val="28"/>
+        </w:rPr>
+      </w:pPr>
+      <w:r>
+        <w:rPr>
+          <w:rFonts w:cs="Times New Roman"/>
           <w:sz w:val="28"/>
           <w:szCs w:val="28"/>
         </w:rPr>
@@ -1417,14 +1758,14 @@
           <w:numId w:val="4"/>
         </w:numPr>
         <w:rPr>
-          <w:rFonts w:ascii="Times New Roman" w:hAnsi="Times New Roman" w:cs="Times New Roman"/>
-          <w:sz w:val="28"/>
-          <w:szCs w:val="28"/>
-        </w:rPr>
-      </w:pPr>
-      <w:r>
-        <w:rPr>
-          <w:rFonts w:ascii="Times New Roman" w:hAnsi="Times New Roman" w:cs="Times New Roman"/>
+          <w:rFonts w:cs="Times New Roman"/>
+          <w:sz w:val="28"/>
+          <w:szCs w:val="28"/>
+        </w:rPr>
+      </w:pPr>
+      <w:r>
+        <w:rPr>
+          <w:rFonts w:cs="Times New Roman"/>
           <w:sz w:val="28"/>
           <w:szCs w:val="28"/>
         </w:rPr>
@@ -1439,14 +1780,14 @@
           <w:numId w:val="4"/>
         </w:numPr>
         <w:rPr>
-          <w:rFonts w:ascii="Times New Roman" w:hAnsi="Times New Roman" w:cs="Times New Roman"/>
-          <w:sz w:val="28"/>
-          <w:szCs w:val="28"/>
-        </w:rPr>
-      </w:pPr>
-      <w:r>
-        <w:rPr>
-          <w:rFonts w:ascii="Times New Roman" w:hAnsi="Times New Roman" w:cs="Times New Roman"/>
+          <w:rFonts w:cs="Times New Roman"/>
+          <w:sz w:val="28"/>
+          <w:szCs w:val="28"/>
+        </w:rPr>
+      </w:pPr>
+      <w:r>
+        <w:rPr>
+          <w:rFonts w:cs="Times New Roman"/>
           <w:sz w:val="28"/>
           <w:szCs w:val="28"/>
         </w:rPr>
@@ -1461,14 +1802,14 @@
           <w:numId w:val="4"/>
         </w:numPr>
         <w:rPr>
-          <w:rFonts w:ascii="Times New Roman" w:hAnsi="Times New Roman" w:cs="Times New Roman"/>
-          <w:sz w:val="28"/>
-          <w:szCs w:val="28"/>
-        </w:rPr>
-      </w:pPr>
-      <w:r>
-        <w:rPr>
-          <w:rFonts w:ascii="Times New Roman" w:hAnsi="Times New Roman" w:cs="Times New Roman"/>
+          <w:rFonts w:cs="Times New Roman"/>
+          <w:sz w:val="28"/>
+          <w:szCs w:val="28"/>
+        </w:rPr>
+      </w:pPr>
+      <w:r>
+        <w:rPr>
+          <w:rFonts w:cs="Times New Roman"/>
           <w:sz w:val="28"/>
           <w:szCs w:val="28"/>
         </w:rPr>
@@ -1483,14 +1824,14 @@
           <w:numId w:val="4"/>
         </w:numPr>
         <w:rPr>
-          <w:rFonts w:ascii="Times New Roman" w:hAnsi="Times New Roman" w:cs="Times New Roman"/>
-          <w:sz w:val="28"/>
-          <w:szCs w:val="28"/>
-        </w:rPr>
-      </w:pPr>
-      <w:r>
-        <w:rPr>
-          <w:rFonts w:ascii="Times New Roman" w:hAnsi="Times New Roman" w:cs="Times New Roman"/>
+          <w:rFonts w:cs="Times New Roman"/>
+          <w:sz w:val="28"/>
+          <w:szCs w:val="28"/>
+        </w:rPr>
+      </w:pPr>
+      <w:r>
+        <w:rPr>
+          <w:rFonts w:cs="Times New Roman"/>
           <w:sz w:val="28"/>
           <w:szCs w:val="28"/>
         </w:rPr>
@@ -1505,14 +1846,14 @@
           <w:numId w:val="4"/>
         </w:numPr>
         <w:rPr>
-          <w:rFonts w:ascii="Times New Roman" w:hAnsi="Times New Roman" w:cs="Times New Roman"/>
-          <w:sz w:val="28"/>
-          <w:szCs w:val="28"/>
-        </w:rPr>
-      </w:pPr>
-      <w:r>
-        <w:rPr>
-          <w:rFonts w:ascii="Times New Roman" w:hAnsi="Times New Roman" w:cs="Times New Roman"/>
+          <w:rFonts w:cs="Times New Roman"/>
+          <w:sz w:val="28"/>
+          <w:szCs w:val="28"/>
+        </w:rPr>
+      </w:pPr>
+      <w:r>
+        <w:rPr>
+          <w:rFonts w:cs="Times New Roman"/>
           <w:sz w:val="28"/>
           <w:szCs w:val="28"/>
         </w:rPr>
@@ -1522,59 +1863,53 @@
     <w:p>
       <w:pPr>
         <w:rPr>
-          <w:rFonts w:ascii="Times New Roman" w:hAnsi="Times New Roman" w:cs="Times New Roman"/>
-          <w:sz w:val="28"/>
-          <w:szCs w:val="28"/>
-        </w:rPr>
-      </w:pPr>
-    </w:p>
-    <w:p>
-      <w:pPr>
-        <w:rPr>
-          <w:rFonts w:ascii="Times New Roman" w:hAnsi="Times New Roman" w:cs="Times New Roman"/>
-          <w:sz w:val="28"/>
-          <w:szCs w:val="28"/>
-        </w:rPr>
-      </w:pPr>
-    </w:p>
-    <w:p>
-      <w:pPr>
-        <w:pStyle w:val="Akapitzlist"/>
+          <w:rFonts w:cs="Times New Roman"/>
+          <w:sz w:val="28"/>
+          <w:szCs w:val="28"/>
+        </w:rPr>
+      </w:pPr>
+    </w:p>
+    <w:p>
+      <w:pPr>
+        <w:rPr>
+          <w:rFonts w:cs="Times New Roman"/>
+          <w:sz w:val="28"/>
+          <w:szCs w:val="28"/>
+        </w:rPr>
+      </w:pPr>
+    </w:p>
+    <w:p>
+      <w:pPr>
+        <w:pStyle w:val="Nagwek1"/>
         <w:numPr>
           <w:ilvl w:val="0"/>
-          <w:numId w:val="4"/>
-        </w:numPr>
-        <w:rPr>
-          <w:rFonts w:ascii="Times New Roman" w:hAnsi="Times New Roman" w:cs="Times New Roman"/>
-          <w:sz w:val="36"/>
-          <w:szCs w:val="36"/>
-        </w:rPr>
-      </w:pPr>
-      <w:r>
-        <w:rPr>
-          <w:rFonts w:ascii="Times New Roman" w:hAnsi="Times New Roman" w:cs="Times New Roman"/>
-          <w:sz w:val="36"/>
-          <w:szCs w:val="36"/>
-        </w:rPr>
+          <w:numId w:val="8"/>
+        </w:numPr>
+        <w:ind w:left="284"/>
+      </w:pPr>
+      <w:bookmarkStart w:id="4" w:name="_Toc211865563"/>
+      <w:r>
+        <w:lastRenderedPageBreak/>
         <w:t>Interfejs użytkownika – założenia wstępne</w:t>
       </w:r>
+      <w:bookmarkEnd w:id="4"/>
     </w:p>
     <w:p>
       <w:pPr>
         <w:pStyle w:val="Akapitzlist"/>
         <w:numPr>
           <w:ilvl w:val="0"/>
-          <w:numId w:val="5"/>
-        </w:numPr>
-        <w:rPr>
-          <w:rFonts w:ascii="Times New Roman" w:hAnsi="Times New Roman" w:cs="Times New Roman"/>
-          <w:sz w:val="28"/>
-          <w:szCs w:val="28"/>
-        </w:rPr>
-      </w:pPr>
-      <w:r>
-        <w:rPr>
-          <w:rFonts w:ascii="Times New Roman" w:hAnsi="Times New Roman" w:cs="Times New Roman"/>
+          <w:numId w:val="9"/>
+        </w:numPr>
+        <w:rPr>
+          <w:rFonts w:cs="Times New Roman"/>
+          <w:sz w:val="28"/>
+          <w:szCs w:val="28"/>
+        </w:rPr>
+      </w:pPr>
+      <w:r>
+        <w:rPr>
+          <w:rFonts w:cs="Times New Roman"/>
           <w:sz w:val="28"/>
           <w:szCs w:val="28"/>
         </w:rPr>
@@ -1586,17 +1921,17 @@
         <w:pStyle w:val="Akapitzlist"/>
         <w:numPr>
           <w:ilvl w:val="1"/>
-          <w:numId w:val="5"/>
-        </w:numPr>
-        <w:rPr>
-          <w:rFonts w:ascii="Times New Roman" w:hAnsi="Times New Roman" w:cs="Times New Roman"/>
-          <w:sz w:val="28"/>
-          <w:szCs w:val="28"/>
-        </w:rPr>
-      </w:pPr>
-      <w:r>
-        <w:rPr>
-          <w:rFonts w:ascii="Times New Roman" w:hAnsi="Times New Roman" w:cs="Times New Roman"/>
+          <w:numId w:val="9"/>
+        </w:numPr>
+        <w:rPr>
+          <w:rFonts w:cs="Times New Roman"/>
+          <w:sz w:val="28"/>
+          <w:szCs w:val="28"/>
+        </w:rPr>
+      </w:pPr>
+      <w:r>
+        <w:rPr>
+          <w:rFonts w:cs="Times New Roman"/>
           <w:sz w:val="28"/>
           <w:szCs w:val="28"/>
         </w:rPr>
@@ -1608,17 +1943,17 @@
         <w:pStyle w:val="Akapitzlist"/>
         <w:numPr>
           <w:ilvl w:val="1"/>
-          <w:numId w:val="5"/>
-        </w:numPr>
-        <w:rPr>
-          <w:rFonts w:ascii="Times New Roman" w:hAnsi="Times New Roman" w:cs="Times New Roman"/>
-          <w:sz w:val="28"/>
-          <w:szCs w:val="28"/>
-        </w:rPr>
-      </w:pPr>
-      <w:r>
-        <w:rPr>
-          <w:rFonts w:ascii="Times New Roman" w:hAnsi="Times New Roman" w:cs="Times New Roman"/>
+          <w:numId w:val="9"/>
+        </w:numPr>
+        <w:rPr>
+          <w:rFonts w:cs="Times New Roman"/>
+          <w:sz w:val="28"/>
+          <w:szCs w:val="28"/>
+        </w:rPr>
+      </w:pPr>
+      <w:r>
+        <w:rPr>
+          <w:rFonts w:cs="Times New Roman"/>
           <w:sz w:val="28"/>
           <w:szCs w:val="28"/>
         </w:rPr>
@@ -1630,17 +1965,17 @@
         <w:pStyle w:val="Akapitzlist"/>
         <w:numPr>
           <w:ilvl w:val="0"/>
-          <w:numId w:val="5"/>
-        </w:numPr>
-        <w:rPr>
-          <w:rFonts w:ascii="Times New Roman" w:hAnsi="Times New Roman" w:cs="Times New Roman"/>
-          <w:sz w:val="28"/>
-          <w:szCs w:val="28"/>
-        </w:rPr>
-      </w:pPr>
-      <w:r>
-        <w:rPr>
-          <w:rFonts w:ascii="Times New Roman" w:hAnsi="Times New Roman" w:cs="Times New Roman"/>
+          <w:numId w:val="9"/>
+        </w:numPr>
+        <w:rPr>
+          <w:rFonts w:cs="Times New Roman"/>
+          <w:sz w:val="28"/>
+          <w:szCs w:val="28"/>
+        </w:rPr>
+      </w:pPr>
+      <w:r>
+        <w:rPr>
+          <w:rFonts w:cs="Times New Roman"/>
           <w:sz w:val="28"/>
           <w:szCs w:val="28"/>
         </w:rPr>
@@ -1652,17 +1987,17 @@
         <w:pStyle w:val="Akapitzlist"/>
         <w:numPr>
           <w:ilvl w:val="1"/>
-          <w:numId w:val="5"/>
-        </w:numPr>
-        <w:rPr>
-          <w:rFonts w:ascii="Times New Roman" w:hAnsi="Times New Roman" w:cs="Times New Roman"/>
-          <w:sz w:val="28"/>
-          <w:szCs w:val="28"/>
-        </w:rPr>
-      </w:pPr>
-      <w:r>
-        <w:rPr>
-          <w:rFonts w:ascii="Times New Roman" w:hAnsi="Times New Roman" w:cs="Times New Roman"/>
+          <w:numId w:val="9"/>
+        </w:numPr>
+        <w:rPr>
+          <w:rFonts w:cs="Times New Roman"/>
+          <w:sz w:val="28"/>
+          <w:szCs w:val="28"/>
+        </w:rPr>
+      </w:pPr>
+      <w:r>
+        <w:rPr>
+          <w:rFonts w:cs="Times New Roman"/>
           <w:sz w:val="28"/>
           <w:szCs w:val="28"/>
         </w:rPr>
@@ -1674,17 +2009,17 @@
         <w:pStyle w:val="Akapitzlist"/>
         <w:numPr>
           <w:ilvl w:val="1"/>
-          <w:numId w:val="5"/>
-        </w:numPr>
-        <w:rPr>
-          <w:rFonts w:ascii="Times New Roman" w:hAnsi="Times New Roman" w:cs="Times New Roman"/>
-          <w:sz w:val="28"/>
-          <w:szCs w:val="28"/>
-        </w:rPr>
-      </w:pPr>
-      <w:r>
-        <w:rPr>
-          <w:rFonts w:ascii="Times New Roman" w:hAnsi="Times New Roman" w:cs="Times New Roman"/>
+          <w:numId w:val="9"/>
+        </w:numPr>
+        <w:rPr>
+          <w:rFonts w:cs="Times New Roman"/>
+          <w:sz w:val="28"/>
+          <w:szCs w:val="28"/>
+        </w:rPr>
+      </w:pPr>
+      <w:r>
+        <w:rPr>
+          <w:rFonts w:cs="Times New Roman"/>
           <w:sz w:val="28"/>
           <w:szCs w:val="28"/>
         </w:rPr>
@@ -1696,17 +2031,17 @@
         <w:pStyle w:val="Akapitzlist"/>
         <w:numPr>
           <w:ilvl w:val="0"/>
-          <w:numId w:val="5"/>
-        </w:numPr>
-        <w:rPr>
-          <w:rFonts w:ascii="Times New Roman" w:hAnsi="Times New Roman" w:cs="Times New Roman"/>
-          <w:sz w:val="28"/>
-          <w:szCs w:val="28"/>
-        </w:rPr>
-      </w:pPr>
-      <w:r>
-        <w:rPr>
-          <w:rFonts w:ascii="Times New Roman" w:hAnsi="Times New Roman" w:cs="Times New Roman"/>
+          <w:numId w:val="9"/>
+        </w:numPr>
+        <w:rPr>
+          <w:rFonts w:cs="Times New Roman"/>
+          <w:sz w:val="28"/>
+          <w:szCs w:val="28"/>
+        </w:rPr>
+      </w:pPr>
+      <w:r>
+        <w:rPr>
+          <w:rFonts w:cs="Times New Roman"/>
           <w:sz w:val="28"/>
           <w:szCs w:val="28"/>
         </w:rPr>
@@ -1718,21 +2053,20 @@
         <w:pStyle w:val="Akapitzlist"/>
         <w:numPr>
           <w:ilvl w:val="1"/>
-          <w:numId w:val="5"/>
-        </w:numPr>
-        <w:rPr>
-          <w:rFonts w:ascii="Times New Roman" w:hAnsi="Times New Roman" w:cs="Times New Roman"/>
-          <w:sz w:val="28"/>
-          <w:szCs w:val="28"/>
-        </w:rPr>
-      </w:pPr>
-      <w:r>
-        <w:rPr>
-          <w:rFonts w:ascii="Times New Roman" w:hAnsi="Times New Roman" w:cs="Times New Roman"/>
-          <w:sz w:val="28"/>
-          <w:szCs w:val="28"/>
-        </w:rPr>
-        <w:lastRenderedPageBreak/>
+          <w:numId w:val="9"/>
+        </w:numPr>
+        <w:rPr>
+          <w:rFonts w:cs="Times New Roman"/>
+          <w:sz w:val="28"/>
+          <w:szCs w:val="28"/>
+        </w:rPr>
+      </w:pPr>
+      <w:r>
+        <w:rPr>
+          <w:rFonts w:cs="Times New Roman"/>
+          <w:sz w:val="28"/>
+          <w:szCs w:val="28"/>
+        </w:rPr>
         <w:t>Personalizacja:</w:t>
       </w:r>
     </w:p>
@@ -1741,17 +2075,17 @@
         <w:pStyle w:val="Akapitzlist"/>
         <w:numPr>
           <w:ilvl w:val="2"/>
-          <w:numId w:val="5"/>
-        </w:numPr>
-        <w:rPr>
-          <w:rFonts w:ascii="Times New Roman" w:hAnsi="Times New Roman" w:cs="Times New Roman"/>
-          <w:sz w:val="28"/>
-          <w:szCs w:val="28"/>
-        </w:rPr>
-      </w:pPr>
-      <w:r>
-        <w:rPr>
-          <w:rFonts w:ascii="Times New Roman" w:hAnsi="Times New Roman" w:cs="Times New Roman"/>
+          <w:numId w:val="9"/>
+        </w:numPr>
+        <w:rPr>
+          <w:rFonts w:cs="Times New Roman"/>
+          <w:sz w:val="28"/>
+          <w:szCs w:val="28"/>
+        </w:rPr>
+      </w:pPr>
+      <w:r>
+        <w:rPr>
+          <w:rFonts w:cs="Times New Roman"/>
           <w:sz w:val="28"/>
           <w:szCs w:val="28"/>
         </w:rPr>
@@ -1763,10 +2097,10 @@
         <w:pStyle w:val="Akapitzlist"/>
         <w:numPr>
           <w:ilvl w:val="2"/>
-          <w:numId w:val="5"/>
-        </w:numPr>
-        <w:rPr>
-          <w:rFonts w:ascii="Times New Roman" w:hAnsi="Times New Roman" w:cs="Times New Roman"/>
+          <w:numId w:val="9"/>
+        </w:numPr>
+        <w:rPr>
+          <w:rFonts w:cs="Times New Roman"/>
           <w:sz w:val="28"/>
           <w:szCs w:val="28"/>
           <w:highlight w:val="yellow"/>
@@ -1774,7 +2108,7 @@
       </w:pPr>
       <w:r>
         <w:rPr>
-          <w:rFonts w:ascii="Times New Roman" w:hAnsi="Times New Roman" w:cs="Times New Roman"/>
+          <w:rFonts w:cs="Times New Roman"/>
           <w:sz w:val="28"/>
           <w:szCs w:val="28"/>
           <w:highlight w:val="yellow"/>
@@ -1787,17 +2121,17 @@
         <w:pStyle w:val="Akapitzlist"/>
         <w:numPr>
           <w:ilvl w:val="2"/>
-          <w:numId w:val="5"/>
-        </w:numPr>
-        <w:rPr>
-          <w:rFonts w:ascii="Times New Roman" w:hAnsi="Times New Roman" w:cs="Times New Roman"/>
-          <w:sz w:val="28"/>
-          <w:szCs w:val="28"/>
-        </w:rPr>
-      </w:pPr>
-      <w:r>
-        <w:rPr>
-          <w:rFonts w:ascii="Times New Roman" w:hAnsi="Times New Roman" w:cs="Times New Roman"/>
+          <w:numId w:val="9"/>
+        </w:numPr>
+        <w:rPr>
+          <w:rFonts w:cs="Times New Roman"/>
+          <w:sz w:val="28"/>
+          <w:szCs w:val="28"/>
+        </w:rPr>
+      </w:pPr>
+      <w:r>
+        <w:rPr>
+          <w:rFonts w:cs="Times New Roman"/>
           <w:sz w:val="28"/>
           <w:szCs w:val="28"/>
         </w:rPr>
@@ -1809,17 +2143,17 @@
         <w:pStyle w:val="Akapitzlist"/>
         <w:numPr>
           <w:ilvl w:val="0"/>
-          <w:numId w:val="5"/>
-        </w:numPr>
-        <w:rPr>
-          <w:rFonts w:ascii="Times New Roman" w:hAnsi="Times New Roman" w:cs="Times New Roman"/>
-          <w:sz w:val="28"/>
-          <w:szCs w:val="28"/>
-        </w:rPr>
-      </w:pPr>
-      <w:r>
-        <w:rPr>
-          <w:rFonts w:ascii="Times New Roman" w:hAnsi="Times New Roman" w:cs="Times New Roman"/>
+          <w:numId w:val="9"/>
+        </w:numPr>
+        <w:rPr>
+          <w:rFonts w:cs="Times New Roman"/>
+          <w:sz w:val="28"/>
+          <w:szCs w:val="28"/>
+        </w:rPr>
+      </w:pPr>
+      <w:r>
+        <w:rPr>
+          <w:rFonts w:cs="Times New Roman"/>
           <w:sz w:val="28"/>
           <w:szCs w:val="28"/>
         </w:rPr>
@@ -1829,49 +2163,39 @@
     <w:p>
       <w:pPr>
         <w:rPr>
-          <w:rFonts w:ascii="Times New Roman" w:hAnsi="Times New Roman" w:cs="Times New Roman"/>
-          <w:sz w:val="28"/>
-          <w:szCs w:val="28"/>
-        </w:rPr>
-      </w:pPr>
-    </w:p>
-    <w:p>
-      <w:pPr>
-        <w:rPr>
-          <w:rFonts w:ascii="Times New Roman" w:hAnsi="Times New Roman" w:cs="Times New Roman"/>
-          <w:sz w:val="36"/>
-          <w:szCs w:val="36"/>
-        </w:rPr>
-      </w:pPr>
-      <w:r>
-        <w:rPr>
-          <w:rFonts w:ascii="Times New Roman" w:hAnsi="Times New Roman" w:cs="Times New Roman"/>
-          <w:sz w:val="36"/>
-          <w:szCs w:val="36"/>
-        </w:rPr>
-        <w:t>6.</w:t>
-      </w:r>
-      <w:r>
-        <w:rPr>
-          <w:rFonts w:ascii="Times New Roman" w:hAnsi="Times New Roman" w:cs="Times New Roman"/>
-          <w:sz w:val="36"/>
-          <w:szCs w:val="36"/>
-        </w:rPr>
-        <w:t xml:space="preserve"> Podsumowanie</w:t>
-      </w:r>
+          <w:rFonts w:cs="Times New Roman"/>
+          <w:sz w:val="28"/>
+          <w:szCs w:val="28"/>
+        </w:rPr>
+      </w:pPr>
+    </w:p>
+    <w:p>
+      <w:pPr>
+        <w:pStyle w:val="Nagwek1"/>
+        <w:numPr>
+          <w:ilvl w:val="0"/>
+          <w:numId w:val="10"/>
+        </w:numPr>
+        <w:ind w:left="284"/>
+      </w:pPr>
+      <w:bookmarkStart w:id="5" w:name="_Toc211865564"/>
+      <w:r>
+        <w:t>Podsumowanie</w:t>
+      </w:r>
+      <w:bookmarkEnd w:id="5"/>
     </w:p>
     <w:p>
       <w:pPr>
         <w:jc w:val="both"/>
         <w:rPr>
-          <w:rFonts w:ascii="Times New Roman" w:hAnsi="Times New Roman" w:cs="Times New Roman"/>
-          <w:sz w:val="28"/>
-          <w:szCs w:val="28"/>
-        </w:rPr>
-      </w:pPr>
-      <w:r>
-        <w:rPr>
-          <w:rFonts w:ascii="Times New Roman" w:hAnsi="Times New Roman" w:cs="Times New Roman"/>
+          <w:rFonts w:cs="Times New Roman"/>
+          <w:sz w:val="28"/>
+          <w:szCs w:val="28"/>
+        </w:rPr>
+      </w:pPr>
+      <w:r>
+        <w:rPr>
+          <w:rFonts w:cs="Times New Roman"/>
           <w:sz w:val="28"/>
           <w:szCs w:val="28"/>
         </w:rPr>
@@ -1879,7 +2203,7 @@
       </w:r>
       <w:r>
         <w:rPr>
-          <w:rFonts w:ascii="Times New Roman" w:hAnsi="Times New Roman" w:cs="Times New Roman"/>
+          <w:rFonts w:cs="Times New Roman"/>
           <w:sz w:val="28"/>
           <w:szCs w:val="28"/>
         </w:rPr>
@@ -1888,7 +2212,7 @@
       </w:r>
       <w:r>
         <w:rPr>
-          <w:rFonts w:ascii="Times New Roman" w:hAnsi="Times New Roman" w:cs="Times New Roman"/>
+          <w:rFonts w:cs="Times New Roman"/>
           <w:sz w:val="28"/>
           <w:szCs w:val="28"/>
         </w:rPr>
@@ -1897,7 +2221,7 @@
       </w:r>
       <w:r>
         <w:rPr>
-          <w:rFonts w:ascii="Times New Roman" w:hAnsi="Times New Roman" w:cs="Times New Roman"/>
+          <w:rFonts w:cs="Times New Roman"/>
           <w:sz w:val="28"/>
           <w:szCs w:val="28"/>
         </w:rPr>
@@ -1908,8 +2232,10 @@
     <w:sectPr>
       <w:footerReference w:type="default" r:id="rId8"/>
       <w:pgSz w:w="11906" w:h="16838"/>
-      <w:pgMar w:top="1417" w:right="1417" w:bottom="1417" w:left="1417" w:header="708" w:footer="708" w:gutter="0"/>
+      <w:pgMar w:top="1417" w:right="1417" w:bottom="1417" w:left="993" w:header="708" w:footer="708" w:gutter="0"/>
+      <w:pgNumType w:start="0"/>
       <w:cols w:space="708"/>
+      <w:titlePg/>
       <w:docGrid w:linePitch="360"/>
     </w:sectPr>
   </w:body>
@@ -2013,7 +2339,7 @@
   <w:abstractNum w:abstractNumId="0" w15:restartNumberingAfterBreak="0">
     <w:nsid w:val="0AB91166"/>
     <w:multiLevelType w:val="hybridMultilevel"/>
-    <w:tmpl w:val="F4A4BD10"/>
+    <w:tmpl w:val="FDE27746"/>
     <w:lvl w:ilvl="0" w:tplc="A240ED52">
       <w:start w:val="1"/>
       <w:numFmt w:val="decimal"/>
@@ -2278,6 +2604,359 @@
     </w:lvl>
   </w:abstractNum>
   <w:abstractNum w:abstractNumId="3" w15:restartNumberingAfterBreak="0">
+    <w:nsid w:val="29990F63"/>
+    <w:multiLevelType w:val="hybridMultilevel"/>
+    <w:tmpl w:val="13CCE584"/>
+    <w:lvl w:ilvl="0" w:tplc="A852C07A">
+      <w:start w:val="6"/>
+      <w:numFmt w:val="decimal"/>
+      <w:lvlText w:val="%1."/>
+      <w:lvlJc w:val="left"/>
+      <w:pPr>
+        <w:ind w:left="1068" w:hanging="360"/>
+      </w:pPr>
+      <w:rPr>
+        <w:rFonts w:hint="default"/>
+      </w:rPr>
+    </w:lvl>
+    <w:lvl w:ilvl="1" w:tplc="04150019" w:tentative="1">
+      <w:start w:val="1"/>
+      <w:numFmt w:val="lowerLetter"/>
+      <w:lvlText w:val="%2."/>
+      <w:lvlJc w:val="left"/>
+      <w:pPr>
+        <w:ind w:left="1440" w:hanging="360"/>
+      </w:pPr>
+    </w:lvl>
+    <w:lvl w:ilvl="2" w:tplc="0415001B" w:tentative="1">
+      <w:start w:val="1"/>
+      <w:numFmt w:val="lowerRoman"/>
+      <w:lvlText w:val="%3."/>
+      <w:lvlJc w:val="right"/>
+      <w:pPr>
+        <w:ind w:left="2160" w:hanging="180"/>
+      </w:pPr>
+    </w:lvl>
+    <w:lvl w:ilvl="3" w:tplc="0415000F" w:tentative="1">
+      <w:start w:val="1"/>
+      <w:numFmt w:val="decimal"/>
+      <w:lvlText w:val="%4."/>
+      <w:lvlJc w:val="left"/>
+      <w:pPr>
+        <w:ind w:left="2880" w:hanging="360"/>
+      </w:pPr>
+    </w:lvl>
+    <w:lvl w:ilvl="4" w:tplc="04150019" w:tentative="1">
+      <w:start w:val="1"/>
+      <w:numFmt w:val="lowerLetter"/>
+      <w:lvlText w:val="%5."/>
+      <w:lvlJc w:val="left"/>
+      <w:pPr>
+        <w:ind w:left="3600" w:hanging="360"/>
+      </w:pPr>
+    </w:lvl>
+    <w:lvl w:ilvl="5" w:tplc="0415001B" w:tentative="1">
+      <w:start w:val="1"/>
+      <w:numFmt w:val="lowerRoman"/>
+      <w:lvlText w:val="%6."/>
+      <w:lvlJc w:val="right"/>
+      <w:pPr>
+        <w:ind w:left="4320" w:hanging="180"/>
+      </w:pPr>
+    </w:lvl>
+    <w:lvl w:ilvl="6" w:tplc="0415000F" w:tentative="1">
+      <w:start w:val="1"/>
+      <w:numFmt w:val="decimal"/>
+      <w:lvlText w:val="%7."/>
+      <w:lvlJc w:val="left"/>
+      <w:pPr>
+        <w:ind w:left="5040" w:hanging="360"/>
+      </w:pPr>
+    </w:lvl>
+    <w:lvl w:ilvl="7" w:tplc="04150019" w:tentative="1">
+      <w:start w:val="1"/>
+      <w:numFmt w:val="lowerLetter"/>
+      <w:lvlText w:val="%8."/>
+      <w:lvlJc w:val="left"/>
+      <w:pPr>
+        <w:ind w:left="5760" w:hanging="360"/>
+      </w:pPr>
+    </w:lvl>
+    <w:lvl w:ilvl="8" w:tplc="0415001B" w:tentative="1">
+      <w:start w:val="1"/>
+      <w:numFmt w:val="lowerRoman"/>
+      <w:lvlText w:val="%9."/>
+      <w:lvlJc w:val="right"/>
+      <w:pPr>
+        <w:ind w:left="6480" w:hanging="180"/>
+      </w:pPr>
+    </w:lvl>
+  </w:abstractNum>
+  <w:abstractNum w:abstractNumId="4" w15:restartNumberingAfterBreak="0">
+    <w:nsid w:val="37F57B96"/>
+    <w:multiLevelType w:val="hybridMultilevel"/>
+    <w:tmpl w:val="CE32FB4C"/>
+    <w:lvl w:ilvl="0" w:tplc="0415000F">
+      <w:start w:val="1"/>
+      <w:numFmt w:val="decimal"/>
+      <w:lvlText w:val="%1."/>
+      <w:lvlJc w:val="left"/>
+      <w:pPr>
+        <w:ind w:left="720" w:hanging="360"/>
+      </w:pPr>
+    </w:lvl>
+    <w:lvl w:ilvl="1" w:tplc="04150019" w:tentative="1">
+      <w:start w:val="1"/>
+      <w:numFmt w:val="lowerLetter"/>
+      <w:lvlText w:val="%2."/>
+      <w:lvlJc w:val="left"/>
+      <w:pPr>
+        <w:ind w:left="1440" w:hanging="360"/>
+      </w:pPr>
+    </w:lvl>
+    <w:lvl w:ilvl="2" w:tplc="0415001B" w:tentative="1">
+      <w:start w:val="1"/>
+      <w:numFmt w:val="lowerRoman"/>
+      <w:lvlText w:val="%3."/>
+      <w:lvlJc w:val="right"/>
+      <w:pPr>
+        <w:ind w:left="2160" w:hanging="180"/>
+      </w:pPr>
+    </w:lvl>
+    <w:lvl w:ilvl="3" w:tplc="0415000F" w:tentative="1">
+      <w:start w:val="1"/>
+      <w:numFmt w:val="decimal"/>
+      <w:lvlText w:val="%4."/>
+      <w:lvlJc w:val="left"/>
+      <w:pPr>
+        <w:ind w:left="2880" w:hanging="360"/>
+      </w:pPr>
+    </w:lvl>
+    <w:lvl w:ilvl="4" w:tplc="04150019" w:tentative="1">
+      <w:start w:val="1"/>
+      <w:numFmt w:val="lowerLetter"/>
+      <w:lvlText w:val="%5."/>
+      <w:lvlJc w:val="left"/>
+      <w:pPr>
+        <w:ind w:left="3600" w:hanging="360"/>
+      </w:pPr>
+    </w:lvl>
+    <w:lvl w:ilvl="5" w:tplc="0415001B" w:tentative="1">
+      <w:start w:val="1"/>
+      <w:numFmt w:val="lowerRoman"/>
+      <w:lvlText w:val="%6."/>
+      <w:lvlJc w:val="right"/>
+      <w:pPr>
+        <w:ind w:left="4320" w:hanging="180"/>
+      </w:pPr>
+    </w:lvl>
+    <w:lvl w:ilvl="6" w:tplc="0415000F" w:tentative="1">
+      <w:start w:val="1"/>
+      <w:numFmt w:val="decimal"/>
+      <w:lvlText w:val="%7."/>
+      <w:lvlJc w:val="left"/>
+      <w:pPr>
+        <w:ind w:left="5040" w:hanging="360"/>
+      </w:pPr>
+    </w:lvl>
+    <w:lvl w:ilvl="7" w:tplc="04150019" w:tentative="1">
+      <w:start w:val="1"/>
+      <w:numFmt w:val="lowerLetter"/>
+      <w:lvlText w:val="%8."/>
+      <w:lvlJc w:val="left"/>
+      <w:pPr>
+        <w:ind w:left="5760" w:hanging="360"/>
+      </w:pPr>
+    </w:lvl>
+    <w:lvl w:ilvl="8" w:tplc="0415001B" w:tentative="1">
+      <w:start w:val="1"/>
+      <w:numFmt w:val="lowerRoman"/>
+      <w:lvlText w:val="%9."/>
+      <w:lvlJc w:val="right"/>
+      <w:pPr>
+        <w:ind w:left="6480" w:hanging="180"/>
+      </w:pPr>
+    </w:lvl>
+  </w:abstractNum>
+  <w:abstractNum w:abstractNumId="5" w15:restartNumberingAfterBreak="0">
+    <w:nsid w:val="4C4C5033"/>
+    <w:multiLevelType w:val="hybridMultilevel"/>
+    <w:tmpl w:val="EC6222C2"/>
+    <w:lvl w:ilvl="0" w:tplc="5BAC59FC">
+      <w:start w:val="1"/>
+      <w:numFmt w:val="decimal"/>
+      <w:lvlText w:val="%1."/>
+      <w:lvlJc w:val="left"/>
+      <w:pPr>
+        <w:ind w:left="1068" w:hanging="360"/>
+      </w:pPr>
+      <w:rPr>
+        <w:rFonts w:hint="default"/>
+      </w:rPr>
+    </w:lvl>
+    <w:lvl w:ilvl="1" w:tplc="04150019">
+      <w:start w:val="1"/>
+      <w:numFmt w:val="lowerLetter"/>
+      <w:lvlText w:val="%2."/>
+      <w:lvlJc w:val="left"/>
+      <w:pPr>
+        <w:ind w:left="1440" w:hanging="360"/>
+      </w:pPr>
+    </w:lvl>
+    <w:lvl w:ilvl="2" w:tplc="0415001B">
+      <w:start w:val="1"/>
+      <w:numFmt w:val="lowerRoman"/>
+      <w:lvlText w:val="%3."/>
+      <w:lvlJc w:val="right"/>
+      <w:pPr>
+        <w:ind w:left="2160" w:hanging="180"/>
+      </w:pPr>
+    </w:lvl>
+    <w:lvl w:ilvl="3" w:tplc="0415000F" w:tentative="1">
+      <w:start w:val="1"/>
+      <w:numFmt w:val="decimal"/>
+      <w:lvlText w:val="%4."/>
+      <w:lvlJc w:val="left"/>
+      <w:pPr>
+        <w:ind w:left="2880" w:hanging="360"/>
+      </w:pPr>
+    </w:lvl>
+    <w:lvl w:ilvl="4" w:tplc="04150019" w:tentative="1">
+      <w:start w:val="1"/>
+      <w:numFmt w:val="lowerLetter"/>
+      <w:lvlText w:val="%5."/>
+      <w:lvlJc w:val="left"/>
+      <w:pPr>
+        <w:ind w:left="3600" w:hanging="360"/>
+      </w:pPr>
+    </w:lvl>
+    <w:lvl w:ilvl="5" w:tplc="0415001B" w:tentative="1">
+      <w:start w:val="1"/>
+      <w:numFmt w:val="lowerRoman"/>
+      <w:lvlText w:val="%6."/>
+      <w:lvlJc w:val="right"/>
+      <w:pPr>
+        <w:ind w:left="4320" w:hanging="180"/>
+      </w:pPr>
+    </w:lvl>
+    <w:lvl w:ilvl="6" w:tplc="0415000F" w:tentative="1">
+      <w:start w:val="1"/>
+      <w:numFmt w:val="decimal"/>
+      <w:lvlText w:val="%7."/>
+      <w:lvlJc w:val="left"/>
+      <w:pPr>
+        <w:ind w:left="5040" w:hanging="360"/>
+      </w:pPr>
+    </w:lvl>
+    <w:lvl w:ilvl="7" w:tplc="04150019" w:tentative="1">
+      <w:start w:val="1"/>
+      <w:numFmt w:val="lowerLetter"/>
+      <w:lvlText w:val="%8."/>
+      <w:lvlJc w:val="left"/>
+      <w:pPr>
+        <w:ind w:left="5760" w:hanging="360"/>
+      </w:pPr>
+    </w:lvl>
+    <w:lvl w:ilvl="8" w:tplc="0415001B" w:tentative="1">
+      <w:start w:val="1"/>
+      <w:numFmt w:val="lowerRoman"/>
+      <w:lvlText w:val="%9."/>
+      <w:lvlJc w:val="right"/>
+      <w:pPr>
+        <w:ind w:left="6480" w:hanging="180"/>
+      </w:pPr>
+    </w:lvl>
+  </w:abstractNum>
+  <w:abstractNum w:abstractNumId="6" w15:restartNumberingAfterBreak="0">
+    <w:nsid w:val="51085FAA"/>
+    <w:multiLevelType w:val="hybridMultilevel"/>
+    <w:tmpl w:val="49E65CD8"/>
+    <w:lvl w:ilvl="0" w:tplc="43D82C1C">
+      <w:start w:val="5"/>
+      <w:numFmt w:val="decimal"/>
+      <w:lvlText w:val="%1."/>
+      <w:lvlJc w:val="left"/>
+      <w:pPr>
+        <w:ind w:left="1068" w:hanging="360"/>
+      </w:pPr>
+      <w:rPr>
+        <w:rFonts w:hint="default"/>
+      </w:rPr>
+    </w:lvl>
+    <w:lvl w:ilvl="1" w:tplc="04150019">
+      <w:start w:val="1"/>
+      <w:numFmt w:val="lowerLetter"/>
+      <w:lvlText w:val="%2."/>
+      <w:lvlJc w:val="left"/>
+      <w:pPr>
+        <w:ind w:left="1440" w:hanging="360"/>
+      </w:pPr>
+    </w:lvl>
+    <w:lvl w:ilvl="2" w:tplc="0415001B">
+      <w:start w:val="1"/>
+      <w:numFmt w:val="lowerRoman"/>
+      <w:lvlText w:val="%3."/>
+      <w:lvlJc w:val="right"/>
+      <w:pPr>
+        <w:ind w:left="2160" w:hanging="180"/>
+      </w:pPr>
+    </w:lvl>
+    <w:lvl w:ilvl="3" w:tplc="0415000F" w:tentative="1">
+      <w:start w:val="1"/>
+      <w:numFmt w:val="decimal"/>
+      <w:lvlText w:val="%4."/>
+      <w:lvlJc w:val="left"/>
+      <w:pPr>
+        <w:ind w:left="2880" w:hanging="360"/>
+      </w:pPr>
+    </w:lvl>
+    <w:lvl w:ilvl="4" w:tplc="04150019" w:tentative="1">
+      <w:start w:val="1"/>
+      <w:numFmt w:val="lowerLetter"/>
+      <w:lvlText w:val="%5."/>
+      <w:lvlJc w:val="left"/>
+      <w:pPr>
+        <w:ind w:left="3600" w:hanging="360"/>
+      </w:pPr>
+    </w:lvl>
+    <w:lvl w:ilvl="5" w:tplc="0415001B" w:tentative="1">
+      <w:start w:val="1"/>
+      <w:numFmt w:val="lowerRoman"/>
+      <w:lvlText w:val="%6."/>
+      <w:lvlJc w:val="right"/>
+      <w:pPr>
+        <w:ind w:left="4320" w:hanging="180"/>
+      </w:pPr>
+    </w:lvl>
+    <w:lvl w:ilvl="6" w:tplc="0415000F" w:tentative="1">
+      <w:start w:val="1"/>
+      <w:numFmt w:val="decimal"/>
+      <w:lvlText w:val="%7."/>
+      <w:lvlJc w:val="left"/>
+      <w:pPr>
+        <w:ind w:left="5040" w:hanging="360"/>
+      </w:pPr>
+    </w:lvl>
+    <w:lvl w:ilvl="7" w:tplc="04150019" w:tentative="1">
+      <w:start w:val="1"/>
+      <w:numFmt w:val="lowerLetter"/>
+      <w:lvlText w:val="%8."/>
+      <w:lvlJc w:val="left"/>
+      <w:pPr>
+        <w:ind w:left="5760" w:hanging="360"/>
+      </w:pPr>
+    </w:lvl>
+    <w:lvl w:ilvl="8" w:tplc="0415001B" w:tentative="1">
+      <w:start w:val="1"/>
+      <w:numFmt w:val="lowerRoman"/>
+      <w:lvlText w:val="%9."/>
+      <w:lvlJc w:val="right"/>
+      <w:pPr>
+        <w:ind w:left="6480" w:hanging="180"/>
+      </w:pPr>
+    </w:lvl>
+  </w:abstractNum>
+  <w:abstractNum w:abstractNumId="7" w15:restartNumberingAfterBreak="0">
     <w:nsid w:val="586613C8"/>
     <w:multiLevelType w:val="hybridMultilevel"/>
     <w:tmpl w:val="C366BD16"/>
@@ -2366,12 +3045,12 @@
       </w:pPr>
     </w:lvl>
   </w:abstractNum>
-  <w:abstractNum w:abstractNumId="4" w15:restartNumberingAfterBreak="0">
-    <w:nsid w:val="7E846E9C"/>
-    <w:multiLevelType w:val="multilevel"/>
-    <w:tmpl w:val="87F67F30"/>
-    <w:lvl w:ilvl="0">
-      <w:start w:val="1"/>
+  <w:abstractNum w:abstractNumId="8" w15:restartNumberingAfterBreak="0">
+    <w:nsid w:val="67840BD9"/>
+    <w:multiLevelType w:val="hybridMultilevel"/>
+    <w:tmpl w:val="5A24AE58"/>
+    <w:lvl w:ilvl="0" w:tplc="384415C6">
+      <w:start w:val="4"/>
       <w:numFmt w:val="decimal"/>
       <w:lvlText w:val="%1."/>
       <w:lvlJc w:val="left"/>
@@ -2382,6 +3061,95 @@
         <w:rFonts w:hint="default"/>
       </w:rPr>
     </w:lvl>
+    <w:lvl w:ilvl="1" w:tplc="04150019" w:tentative="1">
+      <w:start w:val="1"/>
+      <w:numFmt w:val="lowerLetter"/>
+      <w:lvlText w:val="%2."/>
+      <w:lvlJc w:val="left"/>
+      <w:pPr>
+        <w:ind w:left="1440" w:hanging="360"/>
+      </w:pPr>
+    </w:lvl>
+    <w:lvl w:ilvl="2" w:tplc="0415001B" w:tentative="1">
+      <w:start w:val="1"/>
+      <w:numFmt w:val="lowerRoman"/>
+      <w:lvlText w:val="%3."/>
+      <w:lvlJc w:val="right"/>
+      <w:pPr>
+        <w:ind w:left="2160" w:hanging="180"/>
+      </w:pPr>
+    </w:lvl>
+    <w:lvl w:ilvl="3" w:tplc="0415000F" w:tentative="1">
+      <w:start w:val="1"/>
+      <w:numFmt w:val="decimal"/>
+      <w:lvlText w:val="%4."/>
+      <w:lvlJc w:val="left"/>
+      <w:pPr>
+        <w:ind w:left="2880" w:hanging="360"/>
+      </w:pPr>
+    </w:lvl>
+    <w:lvl w:ilvl="4" w:tplc="04150019" w:tentative="1">
+      <w:start w:val="1"/>
+      <w:numFmt w:val="lowerLetter"/>
+      <w:lvlText w:val="%5."/>
+      <w:lvlJc w:val="left"/>
+      <w:pPr>
+        <w:ind w:left="3600" w:hanging="360"/>
+      </w:pPr>
+    </w:lvl>
+    <w:lvl w:ilvl="5" w:tplc="0415001B" w:tentative="1">
+      <w:start w:val="1"/>
+      <w:numFmt w:val="lowerRoman"/>
+      <w:lvlText w:val="%6."/>
+      <w:lvlJc w:val="right"/>
+      <w:pPr>
+        <w:ind w:left="4320" w:hanging="180"/>
+      </w:pPr>
+    </w:lvl>
+    <w:lvl w:ilvl="6" w:tplc="0415000F" w:tentative="1">
+      <w:start w:val="1"/>
+      <w:numFmt w:val="decimal"/>
+      <w:lvlText w:val="%7."/>
+      <w:lvlJc w:val="left"/>
+      <w:pPr>
+        <w:ind w:left="5040" w:hanging="360"/>
+      </w:pPr>
+    </w:lvl>
+    <w:lvl w:ilvl="7" w:tplc="04150019" w:tentative="1">
+      <w:start w:val="1"/>
+      <w:numFmt w:val="lowerLetter"/>
+      <w:lvlText w:val="%8."/>
+      <w:lvlJc w:val="left"/>
+      <w:pPr>
+        <w:ind w:left="5760" w:hanging="360"/>
+      </w:pPr>
+    </w:lvl>
+    <w:lvl w:ilvl="8" w:tplc="0415001B" w:tentative="1">
+      <w:start w:val="1"/>
+      <w:numFmt w:val="lowerRoman"/>
+      <w:lvlText w:val="%9."/>
+      <w:lvlJc w:val="right"/>
+      <w:pPr>
+        <w:ind w:left="6480" w:hanging="180"/>
+      </w:pPr>
+    </w:lvl>
+  </w:abstractNum>
+  <w:abstractNum w:abstractNumId="9" w15:restartNumberingAfterBreak="0">
+    <w:nsid w:val="7E846E9C"/>
+    <w:multiLevelType w:val="multilevel"/>
+    <w:tmpl w:val="65748102"/>
+    <w:lvl w:ilvl="0">
+      <w:start w:val="3"/>
+      <w:numFmt w:val="decimal"/>
+      <w:lvlText w:val="%1."/>
+      <w:lvlJc w:val="left"/>
+      <w:pPr>
+        <w:ind w:left="720" w:hanging="360"/>
+      </w:pPr>
+      <w:rPr>
+        <w:rFonts w:hint="default"/>
+      </w:rPr>
+    </w:lvl>
     <w:lvl w:ilvl="1">
       <w:start w:val="1"/>
       <w:numFmt w:val="decimal"/>
@@ -2488,7 +3256,7 @@
     </w:lvl>
   </w:abstractNum>
   <w:num w:numId="1" w16cid:durableId="1589734604">
-    <w:abstractNumId w:val="4"/>
+    <w:abstractNumId w:val="9"/>
   </w:num>
   <w:num w:numId="2" w16cid:durableId="1551531995">
     <w:abstractNumId w:val="1"/>
@@ -2497,10 +3265,25 @@
     <w:abstractNumId w:val="2"/>
   </w:num>
   <w:num w:numId="4" w16cid:durableId="2038852657">
-    <w:abstractNumId w:val="3"/>
+    <w:abstractNumId w:val="7"/>
   </w:num>
   <w:num w:numId="5" w16cid:durableId="431048900">
     <w:abstractNumId w:val="0"/>
+  </w:num>
+  <w:num w:numId="6" w16cid:durableId="51736938">
+    <w:abstractNumId w:val="4"/>
+  </w:num>
+  <w:num w:numId="7" w16cid:durableId="1783576264">
+    <w:abstractNumId w:val="8"/>
+  </w:num>
+  <w:num w:numId="8" w16cid:durableId="1269315505">
+    <w:abstractNumId w:val="6"/>
+  </w:num>
+  <w:num w:numId="9" w16cid:durableId="1296834900">
+    <w:abstractNumId w:val="5"/>
+  </w:num>
+  <w:num w:numId="10" w16cid:durableId="1358703749">
+    <w:abstractNumId w:val="3"/>
   </w:num>
 </w:numbering>
 </file>
@@ -2905,6 +3688,11 @@
   <w:style w:type="paragraph" w:default="1" w:styleId="Normalny">
     <w:name w:val="Normal"/>
     <w:qFormat/>
+    <w:rsid w:val="00AF16AE"/>
+    <w:rPr>
+      <w:rFonts w:ascii="Times New Roman" w:hAnsi="Times New Roman"/>
+      <w:sz w:val="24"/>
+    </w:rPr>
   </w:style>
   <w:style w:type="paragraph" w:styleId="Nagwek1">
     <w:name w:val="heading 1"/>
@@ -2913,7 +3701,7 @@
     <w:link w:val="Nagwek1Znak"/>
     <w:uiPriority w:val="9"/>
     <w:qFormat/>
-    <w:rsid w:val="00AC3EF7"/>
+    <w:rsid w:val="00AF16AE"/>
     <w:pPr>
       <w:keepNext/>
       <w:keepLines/>
@@ -2921,8 +3709,9 @@
       <w:outlineLvl w:val="0"/>
     </w:pPr>
     <w:rPr>
-      <w:rFonts w:asciiTheme="majorHAnsi" w:eastAsiaTheme="majorEastAsia" w:hAnsiTheme="majorHAnsi" w:cstheme="majorBidi"/>
-      <w:color w:val="0F4761" w:themeColor="accent1" w:themeShade="BF"/>
+      <w:rFonts w:eastAsiaTheme="majorEastAsia" w:cstheme="majorBidi"/>
+      <w:b/>
+      <w:color w:val="000000" w:themeColor="text1"/>
       <w:sz w:val="40"/>
       <w:szCs w:val="40"/>
     </w:rPr>
@@ -3137,10 +3926,11 @@
     <w:basedOn w:val="Domylnaczcionkaakapitu"/>
     <w:link w:val="Nagwek1"/>
     <w:uiPriority w:val="9"/>
-    <w:rsid w:val="00AC3EF7"/>
+    <w:rsid w:val="00AF16AE"/>
     <w:rPr>
-      <w:rFonts w:asciiTheme="majorHAnsi" w:eastAsiaTheme="majorEastAsia" w:hAnsiTheme="majorHAnsi" w:cstheme="majorBidi"/>
-      <w:color w:val="0F4761" w:themeColor="accent1" w:themeShade="BF"/>
+      <w:rFonts w:ascii="Times New Roman" w:eastAsiaTheme="majorEastAsia" w:hAnsi="Times New Roman" w:cstheme="majorBidi"/>
+      <w:b/>
+      <w:color w:val="000000" w:themeColor="text1"/>
       <w:sz w:val="40"/>
       <w:szCs w:val="40"/>
     </w:rPr>
@@ -3258,16 +4048,17 @@
     <w:link w:val="TytuZnak"/>
     <w:uiPriority w:val="10"/>
     <w:qFormat/>
-    <w:rsid w:val="00AC3EF7"/>
+    <w:rsid w:val="00AF16AE"/>
     <w:pPr>
       <w:spacing w:after="80" w:line="240" w:lineRule="auto"/>
       <w:contextualSpacing/>
+      <w:jc w:val="center"/>
     </w:pPr>
     <w:rPr>
-      <w:rFonts w:asciiTheme="majorHAnsi" w:eastAsiaTheme="majorEastAsia" w:hAnsiTheme="majorHAnsi" w:cstheme="majorBidi"/>
+      <w:rFonts w:eastAsiaTheme="majorEastAsia" w:cstheme="majorBidi"/>
       <w:spacing w:val="-10"/>
       <w:kern w:val="28"/>
-      <w:sz w:val="56"/>
+      <w:sz w:val="96"/>
       <w:szCs w:val="56"/>
     </w:rPr>
   </w:style>
@@ -3276,12 +4067,12 @@
     <w:basedOn w:val="Domylnaczcionkaakapitu"/>
     <w:link w:val="Tytu"/>
     <w:uiPriority w:val="10"/>
-    <w:rsid w:val="00AC3EF7"/>
+    <w:rsid w:val="00AF16AE"/>
     <w:rPr>
-      <w:rFonts w:asciiTheme="majorHAnsi" w:eastAsiaTheme="majorEastAsia" w:hAnsiTheme="majorHAnsi" w:cstheme="majorBidi"/>
+      <w:rFonts w:ascii="Times New Roman" w:eastAsiaTheme="majorEastAsia" w:hAnsi="Times New Roman" w:cstheme="majorBidi"/>
       <w:spacing w:val="-10"/>
       <w:kern w:val="28"/>
-      <w:sz w:val="56"/>
+      <w:sz w:val="96"/>
       <w:szCs w:val="56"/>
     </w:rPr>
   </w:style>
@@ -3292,17 +4083,19 @@
     <w:link w:val="PodtytuZnak"/>
     <w:uiPriority w:val="11"/>
     <w:qFormat/>
-    <w:rsid w:val="00AC3EF7"/>
+    <w:rsid w:val="00AF16AE"/>
     <w:pPr>
       <w:numPr>
         <w:ilvl w:val="1"/>
       </w:numPr>
+      <w:jc w:val="center"/>
     </w:pPr>
     <w:rPr>
       <w:rFonts w:eastAsiaTheme="majorEastAsia" w:cstheme="majorBidi"/>
-      <w:color w:val="595959" w:themeColor="text1" w:themeTint="A6"/>
+      <w:b/>
+      <w:color w:val="000000" w:themeColor="text1"/>
       <w:spacing w:val="15"/>
-      <w:sz w:val="28"/>
+      <w:sz w:val="40"/>
       <w:szCs w:val="28"/>
     </w:rPr>
   </w:style>
@@ -3311,12 +4104,13 @@
     <w:basedOn w:val="Domylnaczcionkaakapitu"/>
     <w:link w:val="Podtytu"/>
     <w:uiPriority w:val="11"/>
-    <w:rsid w:val="00AC3EF7"/>
+    <w:rsid w:val="00AF16AE"/>
     <w:rPr>
-      <w:rFonts w:eastAsiaTheme="majorEastAsia" w:cstheme="majorBidi"/>
-      <w:color w:val="595959" w:themeColor="text1" w:themeTint="A6"/>
+      <w:rFonts w:ascii="Times New Roman" w:eastAsiaTheme="majorEastAsia" w:hAnsi="Times New Roman" w:cstheme="majorBidi"/>
+      <w:b/>
+      <w:color w:val="000000" w:themeColor="text1"/>
       <w:spacing w:val="15"/>
-      <w:sz w:val="28"/>
+      <w:sz w:val="40"/>
       <w:szCs w:val="28"/>
     </w:rPr>
   </w:style>
@@ -3507,6 +4301,32 @@
     <w:rPr>
       <w:color w:val="467886" w:themeColor="hyperlink"/>
       <w:u w:val="single"/>
+    </w:rPr>
+  </w:style>
+  <w:style w:type="paragraph" w:customStyle="1" w:styleId="PopisProjektu">
+    <w:name w:val="PopisProjektu"/>
+    <w:basedOn w:val="Normalny"/>
+    <w:link w:val="PopisProjektuZnak"/>
+    <w:qFormat/>
+    <w:rsid w:val="00AF16AE"/>
+    <w:pPr>
+      <w:jc w:val="center"/>
+    </w:pPr>
+    <w:rPr>
+      <w:rFonts w:cs="Times New Roman"/>
+      <w:sz w:val="36"/>
+      <w:szCs w:val="60"/>
+    </w:rPr>
+  </w:style>
+  <w:style w:type="character" w:customStyle="1" w:styleId="PopisProjektuZnak">
+    <w:name w:val="PopisProjektu Znak"/>
+    <w:basedOn w:val="Domylnaczcionkaakapitu"/>
+    <w:link w:val="PopisProjektu"/>
+    <w:rsid w:val="00AF16AE"/>
+    <w:rPr>
+      <w:rFonts w:ascii="Times New Roman" w:hAnsi="Times New Roman" w:cs="Times New Roman"/>
+      <w:sz w:val="36"/>
+      <w:szCs w:val="60"/>
     </w:rPr>
   </w:style>
 </w:styles>
